--- a/Meeting Reports/Meeting Report- Week 3.docx
+++ b/Meeting Reports/Meeting Report- Week 3.docx
@@ -1107,38 +1107,683 @@
           <w:u w:val="single"/>
         </w:rPr>
       </w:pPr>
+    </w:p>
+    <w:p>
+      <w:pPr>
+        <w:rPr>
+          <w:rFonts w:ascii="Arial" w:hAnsi="Arial"/>
+          <w:b/>
+          <w:sz w:val="22"/>
+          <w:u w:val="single"/>
+        </w:rPr>
+      </w:pPr>
+      <w:r>
+        <w:rPr>
+          <w:rFonts w:ascii="Arial" w:hAnsi="Arial"/>
+          <w:b/>
+          <w:sz w:val="22"/>
+          <w:u w:val="single"/>
+        </w:rPr>
+        <w:lastRenderedPageBreak/>
+        <w:t>Tasks Assigned:</w:t>
+      </w:r>
+    </w:p>
+    <w:p>
+      <w:pPr>
+        <w:rPr>
+          <w:rFonts w:ascii="Arial" w:hAnsi="Arial"/>
+          <w:b/>
+          <w:sz w:val="22"/>
+          <w:u w:val="single"/>
+        </w:rPr>
+      </w:pPr>
+    </w:p>
+    <w:p>
+      <w:pPr>
+        <w:rPr>
+          <w:rFonts w:ascii="Arial" w:hAnsi="Arial"/>
+          <w:sz w:val="22"/>
+          <w:lang w:val="en-DE"/>
+        </w:rPr>
+      </w:pPr>
+      <w:r>
+        <w:rPr>
+          <w:rFonts w:ascii="Arial" w:hAnsi="Arial"/>
+          <w:b/>
+          <w:sz w:val="22"/>
+          <w:lang w:val="en-DE"/>
+        </w:rPr>
+        <w:t xml:space="preserve">Kevin </w:t>
+      </w:r>
+      <w:proofErr w:type="spellStart"/>
+      <w:r>
+        <w:rPr>
+          <w:rFonts w:ascii="Arial" w:hAnsi="Arial"/>
+          <w:b/>
+          <w:sz w:val="22"/>
+          <w:lang w:val="en-DE"/>
+        </w:rPr>
+        <w:t>Muho</w:t>
+      </w:r>
+      <w:proofErr w:type="spellEnd"/>
+      <w:r>
+        <w:rPr>
+          <w:rFonts w:ascii="Arial" w:hAnsi="Arial"/>
+          <w:b/>
+          <w:sz w:val="22"/>
+          <w:lang w:val="en-DE"/>
+        </w:rPr>
+        <w:t>-</w:t>
+      </w:r>
+      <w:r>
+        <w:rPr>
+          <w:rFonts w:ascii="Arial" w:hAnsi="Arial"/>
+          <w:sz w:val="22"/>
+          <w:lang w:val="en-DE"/>
+        </w:rPr>
+        <w:t xml:space="preserve"> Designing a single use case diagram for the whole software</w:t>
+      </w:r>
+      <w:r>
+        <w:rPr>
+          <w:rFonts w:ascii="Arial" w:hAnsi="Arial"/>
+          <w:sz w:val="22"/>
+          <w:lang w:val="en-DE"/>
+        </w:rPr>
+        <w:t>.</w:t>
+      </w:r>
+    </w:p>
+    <w:p>
+      <w:pPr>
+        <w:rPr>
+          <w:rFonts w:ascii="Arial" w:hAnsi="Arial"/>
+          <w:sz w:val="22"/>
+          <w:lang w:val="en-DE"/>
+        </w:rPr>
+      </w:pPr>
+    </w:p>
+    <w:p>
+      <w:pPr>
+        <w:rPr>
+          <w:rFonts w:ascii="Arial" w:hAnsi="Arial"/>
+          <w:sz w:val="22"/>
+          <w:lang w:val="en-DE"/>
+        </w:rPr>
+      </w:pPr>
+      <w:proofErr w:type="spellStart"/>
+      <w:r>
+        <w:rPr>
+          <w:rFonts w:ascii="Arial" w:hAnsi="Arial"/>
+          <w:b/>
+          <w:sz w:val="22"/>
+          <w:lang w:val="en-DE"/>
+        </w:rPr>
+        <w:t>Haidi</w:t>
+      </w:r>
+      <w:proofErr w:type="spellEnd"/>
+      <w:r>
+        <w:rPr>
+          <w:rFonts w:ascii="Arial" w:hAnsi="Arial"/>
+          <w:b/>
+          <w:sz w:val="22"/>
+          <w:lang w:val="en-DE"/>
+        </w:rPr>
+        <w:t xml:space="preserve"> Toto, </w:t>
+      </w:r>
+      <w:proofErr w:type="spellStart"/>
+      <w:r>
+        <w:rPr>
+          <w:rFonts w:ascii="Arial" w:hAnsi="Arial"/>
+          <w:b/>
+          <w:sz w:val="22"/>
+          <w:lang w:val="en-DE"/>
+        </w:rPr>
+        <w:t>Ledio</w:t>
+      </w:r>
+      <w:proofErr w:type="spellEnd"/>
+      <w:r>
+        <w:rPr>
+          <w:rFonts w:ascii="Arial" w:hAnsi="Arial"/>
+          <w:b/>
+          <w:sz w:val="22"/>
+          <w:lang w:val="en-DE"/>
+        </w:rPr>
+        <w:t xml:space="preserve"> </w:t>
+      </w:r>
+      <w:proofErr w:type="spellStart"/>
+      <w:r>
+        <w:rPr>
+          <w:rFonts w:ascii="Arial" w:hAnsi="Arial"/>
+          <w:b/>
+          <w:sz w:val="22"/>
+          <w:lang w:val="en-DE"/>
+        </w:rPr>
+        <w:t>Tafciu</w:t>
+      </w:r>
+      <w:proofErr w:type="spellEnd"/>
+      <w:r>
+        <w:rPr>
+          <w:rFonts w:ascii="Arial" w:hAnsi="Arial"/>
+          <w:b/>
+          <w:sz w:val="22"/>
+          <w:lang w:val="en-DE"/>
+        </w:rPr>
+        <w:t>-</w:t>
+      </w:r>
+      <w:r>
+        <w:rPr>
+          <w:rFonts w:ascii="Arial" w:hAnsi="Arial"/>
+          <w:sz w:val="22"/>
+          <w:lang w:val="en-DE"/>
+        </w:rPr>
+        <w:t xml:space="preserve"> Working on last week’s suggestions in order to improve the requirements of the software</w:t>
+      </w:r>
+      <w:r>
+        <w:rPr>
+          <w:rFonts w:ascii="Arial" w:hAnsi="Arial"/>
+          <w:sz w:val="22"/>
+          <w:lang w:val="en-DE"/>
+        </w:rPr>
+        <w:t>.</w:t>
+      </w:r>
+    </w:p>
+    <w:p>
+      <w:pPr>
+        <w:rPr>
+          <w:rFonts w:ascii="Arial" w:hAnsi="Arial"/>
+          <w:sz w:val="22"/>
+          <w:lang w:val="en-DE"/>
+        </w:rPr>
+      </w:pPr>
+    </w:p>
+    <w:p>
+      <w:pPr>
+        <w:rPr>
+          <w:rFonts w:ascii="Arial" w:hAnsi="Arial"/>
+          <w:sz w:val="22"/>
+          <w:lang w:val="en-DE"/>
+        </w:rPr>
+      </w:pPr>
+      <w:r>
+        <w:rPr>
+          <w:rFonts w:ascii="Arial" w:hAnsi="Arial"/>
+          <w:b/>
+          <w:sz w:val="22"/>
+          <w:lang w:val="en-DE"/>
+        </w:rPr>
+        <w:t xml:space="preserve">Anisa </w:t>
+      </w:r>
+      <w:proofErr w:type="spellStart"/>
+      <w:r>
+        <w:rPr>
+          <w:rFonts w:ascii="Arial" w:hAnsi="Arial"/>
+          <w:b/>
+          <w:sz w:val="22"/>
+          <w:lang w:val="en-DE"/>
+        </w:rPr>
+        <w:t>Domi</w:t>
+      </w:r>
+      <w:proofErr w:type="spellEnd"/>
+      <w:r>
+        <w:rPr>
+          <w:rFonts w:ascii="Arial" w:hAnsi="Arial"/>
+          <w:b/>
+          <w:sz w:val="22"/>
+          <w:lang w:val="en-DE"/>
+        </w:rPr>
+        <w:t xml:space="preserve">, </w:t>
+      </w:r>
+      <w:proofErr w:type="spellStart"/>
+      <w:r>
+        <w:rPr>
+          <w:rFonts w:ascii="Arial" w:hAnsi="Arial"/>
+          <w:b/>
+          <w:sz w:val="22"/>
+          <w:lang w:val="en-DE"/>
+        </w:rPr>
+        <w:t>Ornelt</w:t>
+      </w:r>
+      <w:proofErr w:type="spellEnd"/>
+      <w:r>
+        <w:rPr>
+          <w:rFonts w:ascii="Arial" w:hAnsi="Arial"/>
+          <w:b/>
+          <w:sz w:val="22"/>
+          <w:lang w:val="en-DE"/>
+        </w:rPr>
+        <w:t xml:space="preserve"> </w:t>
+      </w:r>
+      <w:proofErr w:type="spellStart"/>
+      <w:r>
+        <w:rPr>
+          <w:rFonts w:ascii="Arial" w:hAnsi="Arial"/>
+          <w:b/>
+          <w:sz w:val="22"/>
+          <w:lang w:val="en-DE"/>
+        </w:rPr>
+        <w:t>Lemellari</w:t>
+      </w:r>
+      <w:proofErr w:type="spellEnd"/>
+      <w:r>
+        <w:rPr>
+          <w:rFonts w:ascii="Arial" w:hAnsi="Arial"/>
+          <w:b/>
+          <w:sz w:val="22"/>
+          <w:lang w:val="en-DE"/>
+        </w:rPr>
+        <w:t>, Matias Bali</w:t>
+      </w:r>
+      <w:r>
+        <w:rPr>
+          <w:rFonts w:ascii="Arial" w:hAnsi="Arial"/>
+          <w:b/>
+          <w:sz w:val="22"/>
+          <w:lang w:val="en-DE"/>
+        </w:rPr>
+        <w:t xml:space="preserve">,Kevin </w:t>
+      </w:r>
+      <w:proofErr w:type="spellStart"/>
+      <w:r>
+        <w:rPr>
+          <w:rFonts w:ascii="Arial" w:hAnsi="Arial"/>
+          <w:b/>
+          <w:sz w:val="22"/>
+          <w:lang w:val="en-DE"/>
+        </w:rPr>
+        <w:t>Muho,Desard</w:t>
+      </w:r>
+      <w:proofErr w:type="spellEnd"/>
+      <w:r>
+        <w:rPr>
+          <w:rFonts w:ascii="Arial" w:hAnsi="Arial"/>
+          <w:b/>
+          <w:sz w:val="22"/>
+          <w:lang w:val="en-DE"/>
+        </w:rPr>
+        <w:t xml:space="preserve"> </w:t>
+      </w:r>
+      <w:proofErr w:type="spellStart"/>
+      <w:r>
+        <w:rPr>
+          <w:rFonts w:ascii="Arial" w:hAnsi="Arial"/>
+          <w:b/>
+          <w:sz w:val="22"/>
+          <w:lang w:val="en-DE"/>
+        </w:rPr>
+        <w:t>Lybeshari,Haidi</w:t>
+      </w:r>
+      <w:proofErr w:type="spellEnd"/>
+      <w:r>
+        <w:rPr>
+          <w:rFonts w:ascii="Arial" w:hAnsi="Arial"/>
+          <w:b/>
+          <w:sz w:val="22"/>
+          <w:lang w:val="en-DE"/>
+        </w:rPr>
+        <w:t xml:space="preserve"> </w:t>
+      </w:r>
+      <w:proofErr w:type="spellStart"/>
+      <w:r>
+        <w:rPr>
+          <w:rFonts w:ascii="Arial" w:hAnsi="Arial"/>
+          <w:b/>
+          <w:sz w:val="22"/>
+          <w:lang w:val="en-DE"/>
+        </w:rPr>
+        <w:t>Toto,Ledio</w:t>
+      </w:r>
+      <w:proofErr w:type="spellEnd"/>
+      <w:r>
+        <w:rPr>
+          <w:rFonts w:ascii="Arial" w:hAnsi="Arial"/>
+          <w:b/>
+          <w:sz w:val="22"/>
+          <w:lang w:val="en-DE"/>
+        </w:rPr>
+        <w:t xml:space="preserve"> </w:t>
+      </w:r>
+      <w:proofErr w:type="spellStart"/>
+      <w:r>
+        <w:rPr>
+          <w:rFonts w:ascii="Arial" w:hAnsi="Arial"/>
+          <w:b/>
+          <w:sz w:val="22"/>
+          <w:lang w:val="en-DE"/>
+        </w:rPr>
+        <w:t>Tafciu</w:t>
+      </w:r>
+      <w:proofErr w:type="spellEnd"/>
+      <w:r>
+        <w:rPr>
+          <w:rFonts w:ascii="Arial" w:hAnsi="Arial"/>
+          <w:b/>
+          <w:sz w:val="22"/>
+          <w:lang w:val="en-DE"/>
+        </w:rPr>
+        <w:t>-</w:t>
+      </w:r>
+      <w:r>
+        <w:rPr>
+          <w:rFonts w:ascii="Arial" w:hAnsi="Arial"/>
+          <w:sz w:val="22"/>
+          <w:lang w:val="en-DE"/>
+        </w:rPr>
+        <w:t xml:space="preserve"> Use Case</w:t>
+      </w:r>
+      <w:r>
+        <w:rPr>
+          <w:rFonts w:ascii="Arial" w:hAnsi="Arial"/>
+          <w:sz w:val="22"/>
+          <w:lang w:val="en-DE"/>
+        </w:rPr>
+        <w:t xml:space="preserve"> tables </w:t>
+      </w:r>
+      <w:r>
+        <w:rPr>
+          <w:rFonts w:ascii="Arial" w:hAnsi="Arial"/>
+          <w:sz w:val="22"/>
+          <w:lang w:val="en-DE"/>
+        </w:rPr>
+        <w:t>for each functional requirement w</w:t>
+      </w:r>
       <w:bookmarkStart w:id="0" w:name="_GoBack"/>
       <w:bookmarkEnd w:id="0"/>
-    </w:p>
-    <w:p>
-      <w:pPr>
-        <w:rPr>
-          <w:rFonts w:ascii="Arial" w:hAnsi="Arial"/>
-          <w:b/>
-          <w:sz w:val="22"/>
-          <w:u w:val="single"/>
-        </w:rPr>
-      </w:pPr>
-      <w:r>
-        <w:rPr>
-          <w:rFonts w:ascii="Arial" w:hAnsi="Arial"/>
-          <w:b/>
-          <w:sz w:val="22"/>
-          <w:u w:val="single"/>
-        </w:rPr>
-        <w:lastRenderedPageBreak/>
-        <w:t>Tasks Assigned:</w:t>
-      </w:r>
-    </w:p>
-    <w:p>
-      <w:pPr>
-        <w:rPr>
-          <w:rFonts w:ascii="Arial" w:hAnsi="Arial"/>
-          <w:b/>
-          <w:sz w:val="22"/>
-          <w:u w:val="single"/>
-        </w:rPr>
-      </w:pPr>
+      <w:r>
+        <w:rPr>
+          <w:rFonts w:ascii="Arial" w:hAnsi="Arial"/>
+          <w:sz w:val="22"/>
+          <w:lang w:val="en-DE"/>
+        </w:rPr>
+        <w:t>ritten according to the table format given during the lecture.</w:t>
+      </w:r>
+    </w:p>
+    <w:p>
+      <w:pPr>
+        <w:rPr>
+          <w:rFonts w:ascii="Arial" w:hAnsi="Arial"/>
+          <w:sz w:val="22"/>
+          <w:lang w:val="en-DE"/>
+        </w:rPr>
+      </w:pPr>
+    </w:p>
+    <w:p>
+      <w:pPr>
+        <w:rPr>
+          <w:rFonts w:ascii="Arial" w:hAnsi="Arial"/>
+          <w:sz w:val="22"/>
+          <w:lang w:val="en-DE"/>
+        </w:rPr>
+      </w:pPr>
+      <w:r>
+        <w:rPr>
+          <w:rFonts w:ascii="Arial" w:hAnsi="Arial"/>
+          <w:b/>
+          <w:sz w:val="22"/>
+          <w:lang w:val="en-DE"/>
+        </w:rPr>
+        <w:t xml:space="preserve">Anisa </w:t>
+      </w:r>
+      <w:proofErr w:type="spellStart"/>
+      <w:r>
+        <w:rPr>
+          <w:rFonts w:ascii="Arial" w:hAnsi="Arial"/>
+          <w:b/>
+          <w:sz w:val="22"/>
+          <w:lang w:val="en-DE"/>
+        </w:rPr>
+        <w:t>Domi</w:t>
+      </w:r>
+      <w:proofErr w:type="spellEnd"/>
+      <w:r>
+        <w:rPr>
+          <w:rFonts w:ascii="Arial" w:hAnsi="Arial"/>
+          <w:b/>
+          <w:sz w:val="22"/>
+          <w:lang w:val="en-DE"/>
+        </w:rPr>
+        <w:t xml:space="preserve"> –</w:t>
+      </w:r>
+      <w:r>
+        <w:rPr>
+          <w:rFonts w:ascii="Arial" w:hAnsi="Arial"/>
+          <w:sz w:val="22"/>
+          <w:lang w:val="en-DE"/>
+        </w:rPr>
+        <w:t xml:space="preserve"> Functional Requirement no.1-no.6</w:t>
+      </w:r>
+    </w:p>
+    <w:p>
+      <w:pPr>
+        <w:rPr>
+          <w:rFonts w:ascii="Arial" w:hAnsi="Arial"/>
+          <w:sz w:val="22"/>
+          <w:lang w:val="en-DE"/>
+        </w:rPr>
+      </w:pPr>
+      <w:proofErr w:type="spellStart"/>
+      <w:r>
+        <w:rPr>
+          <w:rFonts w:ascii="Arial" w:hAnsi="Arial"/>
+          <w:b/>
+          <w:sz w:val="22"/>
+          <w:lang w:val="en-DE"/>
+        </w:rPr>
+        <w:t>Haidi</w:t>
+      </w:r>
+      <w:proofErr w:type="spellEnd"/>
+      <w:r>
+        <w:rPr>
+          <w:rFonts w:ascii="Arial" w:hAnsi="Arial"/>
+          <w:b/>
+          <w:sz w:val="22"/>
+          <w:lang w:val="en-DE"/>
+        </w:rPr>
+        <w:t xml:space="preserve"> Toto –</w:t>
+      </w:r>
+      <w:r>
+        <w:rPr>
+          <w:rFonts w:ascii="Arial" w:hAnsi="Arial"/>
+          <w:sz w:val="22"/>
+          <w:lang w:val="en-DE"/>
+        </w:rPr>
+        <w:t xml:space="preserve"> Functional Requirement no.7-no.12</w:t>
+      </w:r>
+    </w:p>
+    <w:p>
+      <w:pPr>
+        <w:rPr>
+          <w:rFonts w:ascii="Arial" w:hAnsi="Arial"/>
+          <w:sz w:val="22"/>
+          <w:lang w:val="en-DE"/>
+        </w:rPr>
+      </w:pPr>
+      <w:proofErr w:type="spellStart"/>
+      <w:r>
+        <w:rPr>
+          <w:rFonts w:ascii="Arial" w:hAnsi="Arial"/>
+          <w:b/>
+          <w:sz w:val="22"/>
+          <w:lang w:val="en-DE"/>
+        </w:rPr>
+        <w:t>Ledio</w:t>
+      </w:r>
+      <w:proofErr w:type="spellEnd"/>
+      <w:r>
+        <w:rPr>
+          <w:rFonts w:ascii="Arial" w:hAnsi="Arial"/>
+          <w:b/>
+          <w:sz w:val="22"/>
+          <w:lang w:val="en-DE"/>
+        </w:rPr>
+        <w:t xml:space="preserve"> </w:t>
+      </w:r>
+      <w:proofErr w:type="spellStart"/>
+      <w:r>
+        <w:rPr>
+          <w:rFonts w:ascii="Arial" w:hAnsi="Arial"/>
+          <w:b/>
+          <w:sz w:val="22"/>
+          <w:lang w:val="en-DE"/>
+        </w:rPr>
+        <w:t>Tafciu</w:t>
+      </w:r>
+      <w:proofErr w:type="spellEnd"/>
+      <w:r>
+        <w:rPr>
+          <w:rFonts w:ascii="Arial" w:hAnsi="Arial"/>
+          <w:b/>
+          <w:sz w:val="22"/>
+          <w:lang w:val="en-DE"/>
+        </w:rPr>
+        <w:t xml:space="preserve"> – </w:t>
+      </w:r>
+      <w:r>
+        <w:rPr>
+          <w:rFonts w:ascii="Arial" w:hAnsi="Arial"/>
+          <w:sz w:val="22"/>
+          <w:lang w:val="en-DE"/>
+        </w:rPr>
+        <w:t>Functional Requirement no.13-no.18</w:t>
+      </w:r>
+    </w:p>
+    <w:p>
+      <w:pPr>
+        <w:rPr>
+          <w:rFonts w:ascii="Arial" w:hAnsi="Arial"/>
+          <w:sz w:val="22"/>
+          <w:lang w:val="en-DE"/>
+        </w:rPr>
+      </w:pPr>
+      <w:proofErr w:type="spellStart"/>
+      <w:r>
+        <w:rPr>
+          <w:rFonts w:ascii="Arial" w:hAnsi="Arial"/>
+          <w:b/>
+          <w:sz w:val="22"/>
+          <w:lang w:val="en-DE"/>
+        </w:rPr>
+        <w:t>Desard</w:t>
+      </w:r>
+      <w:proofErr w:type="spellEnd"/>
+      <w:r>
+        <w:rPr>
+          <w:rFonts w:ascii="Arial" w:hAnsi="Arial"/>
+          <w:b/>
+          <w:sz w:val="22"/>
+          <w:lang w:val="en-DE"/>
+        </w:rPr>
+        <w:t xml:space="preserve"> </w:t>
+      </w:r>
+      <w:proofErr w:type="spellStart"/>
+      <w:r>
+        <w:rPr>
+          <w:rFonts w:ascii="Arial" w:hAnsi="Arial"/>
+          <w:b/>
+          <w:sz w:val="22"/>
+          <w:lang w:val="en-DE"/>
+        </w:rPr>
+        <w:t>Lybeshari</w:t>
+      </w:r>
+      <w:proofErr w:type="spellEnd"/>
+      <w:r>
+        <w:rPr>
+          <w:rFonts w:ascii="Arial" w:hAnsi="Arial"/>
+          <w:b/>
+          <w:sz w:val="22"/>
+          <w:lang w:val="en-DE"/>
+        </w:rPr>
+        <w:t xml:space="preserve"> – </w:t>
+      </w:r>
+      <w:r>
+        <w:rPr>
+          <w:rFonts w:ascii="Arial" w:hAnsi="Arial"/>
+          <w:sz w:val="22"/>
+          <w:lang w:val="en-DE"/>
+        </w:rPr>
+        <w:t>Functional Requirement no.19-no.24</w:t>
+      </w:r>
+    </w:p>
+    <w:p>
+      <w:pPr>
+        <w:rPr>
+          <w:rFonts w:ascii="Arial" w:hAnsi="Arial"/>
+          <w:sz w:val="22"/>
+          <w:lang w:val="en-DE"/>
+        </w:rPr>
+      </w:pPr>
+      <w:r>
+        <w:rPr>
+          <w:rFonts w:ascii="Arial" w:hAnsi="Arial"/>
+          <w:b/>
+          <w:sz w:val="22"/>
+          <w:lang w:val="en-DE"/>
+        </w:rPr>
+        <w:t xml:space="preserve">Matias Bali – </w:t>
+      </w:r>
+      <w:r>
+        <w:rPr>
+          <w:rFonts w:ascii="Arial" w:hAnsi="Arial"/>
+          <w:sz w:val="22"/>
+          <w:lang w:val="en-DE"/>
+        </w:rPr>
+        <w:t>Functional Requirement no.25-no.30</w:t>
+      </w:r>
+    </w:p>
+    <w:p>
+      <w:pPr>
+        <w:rPr>
+          <w:rFonts w:ascii="Arial" w:hAnsi="Arial"/>
+          <w:sz w:val="22"/>
+          <w:lang w:val="en-DE"/>
+        </w:rPr>
+      </w:pPr>
+      <w:proofErr w:type="spellStart"/>
+      <w:r>
+        <w:rPr>
+          <w:rFonts w:ascii="Arial" w:hAnsi="Arial"/>
+          <w:b/>
+          <w:sz w:val="22"/>
+          <w:lang w:val="en-DE"/>
+        </w:rPr>
+        <w:t>Ornelt</w:t>
+      </w:r>
+      <w:proofErr w:type="spellEnd"/>
+      <w:r>
+        <w:rPr>
+          <w:rFonts w:ascii="Arial" w:hAnsi="Arial"/>
+          <w:b/>
+          <w:sz w:val="22"/>
+          <w:lang w:val="en-DE"/>
+        </w:rPr>
+        <w:t xml:space="preserve"> </w:t>
+      </w:r>
+      <w:proofErr w:type="spellStart"/>
+      <w:r>
+        <w:rPr>
+          <w:rFonts w:ascii="Arial" w:hAnsi="Arial"/>
+          <w:b/>
+          <w:sz w:val="22"/>
+          <w:lang w:val="en-DE"/>
+        </w:rPr>
+        <w:t>Lemellari</w:t>
+      </w:r>
+      <w:proofErr w:type="spellEnd"/>
+      <w:r>
+        <w:rPr>
+          <w:rFonts w:ascii="Arial" w:hAnsi="Arial"/>
+          <w:b/>
+          <w:sz w:val="22"/>
+          <w:lang w:val="en-DE"/>
+        </w:rPr>
+        <w:t xml:space="preserve"> – </w:t>
+      </w:r>
+      <w:r>
+        <w:rPr>
+          <w:rFonts w:ascii="Arial" w:hAnsi="Arial"/>
+          <w:sz w:val="22"/>
+          <w:lang w:val="en-DE"/>
+        </w:rPr>
+        <w:t>Functional Requirement no.31-no.36</w:t>
+      </w:r>
     </w:p>
     <w:p>
       <w:pPr>
@@ -1175,236 +1820,32 @@
           <w:sz w:val="22"/>
           <w:lang w:val="en-DE"/>
         </w:rPr>
-        <w:t xml:space="preserve">, </w:t>
-      </w:r>
-      <w:proofErr w:type="spellStart"/>
-      <w:r>
-        <w:rPr>
-          <w:rFonts w:ascii="Arial" w:hAnsi="Arial"/>
-          <w:b/>
-          <w:sz w:val="22"/>
-          <w:lang w:val="en-DE"/>
-        </w:rPr>
-        <w:t>Desard</w:t>
-      </w:r>
-      <w:proofErr w:type="spellEnd"/>
-      <w:r>
-        <w:rPr>
-          <w:rFonts w:ascii="Arial" w:hAnsi="Arial"/>
-          <w:b/>
+        <w:t xml:space="preserve"> – </w:t>
+      </w:r>
+      <w:r>
+        <w:rPr>
+          <w:rFonts w:ascii="Arial" w:hAnsi="Arial"/>
+          <w:sz w:val="22"/>
+          <w:lang w:val="en-DE"/>
+        </w:rPr>
+        <w:t>Functional Requirement no.37-no.42</w:t>
+      </w:r>
+    </w:p>
+    <w:p>
+      <w:pPr>
+        <w:rPr>
+          <w:rFonts w:ascii="Arial" w:hAnsi="Arial"/>
+          <w:sz w:val="22"/>
+          <w:lang w:val="en-DE"/>
+        </w:rPr>
+      </w:pPr>
+      <w:r>
+        <w:rPr>
+          <w:rFonts w:ascii="Arial" w:hAnsi="Arial"/>
           <w:sz w:val="22"/>
           <w:lang w:val="en-DE"/>
         </w:rPr>
         <w:t xml:space="preserve"> </w:t>
-      </w:r>
-      <w:proofErr w:type="spellStart"/>
-      <w:r>
-        <w:rPr>
-          <w:rFonts w:ascii="Arial" w:hAnsi="Arial"/>
-          <w:b/>
-          <w:sz w:val="22"/>
-          <w:lang w:val="en-DE"/>
-        </w:rPr>
-        <w:t>Lybeshari</w:t>
-      </w:r>
-      <w:proofErr w:type="spellEnd"/>
-      <w:r>
-        <w:rPr>
-          <w:rFonts w:ascii="Arial" w:hAnsi="Arial"/>
-          <w:b/>
-          <w:sz w:val="22"/>
-          <w:lang w:val="en-DE"/>
-        </w:rPr>
-        <w:t>-</w:t>
-      </w:r>
-      <w:r>
-        <w:rPr>
-          <w:rFonts w:ascii="Arial" w:hAnsi="Arial"/>
-          <w:sz w:val="22"/>
-          <w:lang w:val="en-DE"/>
-        </w:rPr>
-        <w:t xml:space="preserve"> Designing a single use case diagram for the whole software, doing some uses cases for functional requirements written according to the table format</w:t>
-      </w:r>
-    </w:p>
-    <w:p>
-      <w:pPr>
-        <w:rPr>
-          <w:rFonts w:ascii="Arial" w:hAnsi="Arial"/>
-          <w:sz w:val="22"/>
-          <w:lang w:val="en-DE"/>
-        </w:rPr>
-      </w:pPr>
-    </w:p>
-    <w:p>
-      <w:pPr>
-        <w:rPr>
-          <w:rFonts w:ascii="Arial" w:hAnsi="Arial"/>
-          <w:sz w:val="22"/>
-          <w:lang w:val="en-DE"/>
-        </w:rPr>
-      </w:pPr>
-      <w:proofErr w:type="spellStart"/>
-      <w:r>
-        <w:rPr>
-          <w:rFonts w:ascii="Arial" w:hAnsi="Arial"/>
-          <w:b/>
-          <w:sz w:val="22"/>
-          <w:lang w:val="en-DE"/>
-        </w:rPr>
-        <w:t>Haidi</w:t>
-      </w:r>
-      <w:proofErr w:type="spellEnd"/>
-      <w:r>
-        <w:rPr>
-          <w:rFonts w:ascii="Arial" w:hAnsi="Arial"/>
-          <w:b/>
-          <w:sz w:val="22"/>
-          <w:lang w:val="en-DE"/>
-        </w:rPr>
-        <w:t xml:space="preserve"> Toto, </w:t>
-      </w:r>
-      <w:proofErr w:type="spellStart"/>
-      <w:r>
-        <w:rPr>
-          <w:rFonts w:ascii="Arial" w:hAnsi="Arial"/>
-          <w:b/>
-          <w:sz w:val="22"/>
-          <w:lang w:val="en-DE"/>
-        </w:rPr>
-        <w:t>Ledio</w:t>
-      </w:r>
-      <w:proofErr w:type="spellEnd"/>
-      <w:r>
-        <w:rPr>
-          <w:rFonts w:ascii="Arial" w:hAnsi="Arial"/>
-          <w:b/>
-          <w:sz w:val="22"/>
-          <w:lang w:val="en-DE"/>
-        </w:rPr>
-        <w:t xml:space="preserve"> </w:t>
-      </w:r>
-      <w:proofErr w:type="spellStart"/>
-      <w:r>
-        <w:rPr>
-          <w:rFonts w:ascii="Arial" w:hAnsi="Arial"/>
-          <w:b/>
-          <w:sz w:val="22"/>
-          <w:lang w:val="en-DE"/>
-        </w:rPr>
-        <w:t>Tafciu</w:t>
-      </w:r>
-      <w:proofErr w:type="spellEnd"/>
-      <w:r>
-        <w:rPr>
-          <w:rFonts w:ascii="Arial" w:hAnsi="Arial"/>
-          <w:b/>
-          <w:sz w:val="22"/>
-          <w:lang w:val="en-DE"/>
-        </w:rPr>
-        <w:t>-</w:t>
-      </w:r>
-      <w:r>
-        <w:rPr>
-          <w:rFonts w:ascii="Arial" w:hAnsi="Arial"/>
-          <w:sz w:val="22"/>
-          <w:lang w:val="en-DE"/>
-        </w:rPr>
-        <w:t xml:space="preserve"> Working on last week’s suggestions in order to improve the requirements of the software</w:t>
-      </w:r>
-    </w:p>
-    <w:p>
-      <w:pPr>
-        <w:rPr>
-          <w:rFonts w:ascii="Arial" w:hAnsi="Arial"/>
-          <w:sz w:val="22"/>
-          <w:lang w:val="en-DE"/>
-        </w:rPr>
-      </w:pPr>
-    </w:p>
-    <w:p>
-      <w:pPr>
-        <w:rPr>
-          <w:rFonts w:ascii="Arial" w:hAnsi="Arial"/>
-          <w:sz w:val="22"/>
-          <w:lang w:val="en-DE"/>
-        </w:rPr>
-      </w:pPr>
-      <w:r>
-        <w:rPr>
-          <w:rFonts w:ascii="Arial" w:hAnsi="Arial"/>
-          <w:b/>
-          <w:sz w:val="22"/>
-          <w:lang w:val="en-DE"/>
-        </w:rPr>
-        <w:t xml:space="preserve">Anisa </w:t>
-      </w:r>
-      <w:proofErr w:type="spellStart"/>
-      <w:r>
-        <w:rPr>
-          <w:rFonts w:ascii="Arial" w:hAnsi="Arial"/>
-          <w:b/>
-          <w:sz w:val="22"/>
-          <w:lang w:val="en-DE"/>
-        </w:rPr>
-        <w:t>Domi</w:t>
-      </w:r>
-      <w:proofErr w:type="spellEnd"/>
-      <w:r>
-        <w:rPr>
-          <w:rFonts w:ascii="Arial" w:hAnsi="Arial"/>
-          <w:b/>
-          <w:sz w:val="22"/>
-          <w:lang w:val="en-DE"/>
-        </w:rPr>
-        <w:t xml:space="preserve">, </w:t>
-      </w:r>
-      <w:proofErr w:type="spellStart"/>
-      <w:r>
-        <w:rPr>
-          <w:rFonts w:ascii="Arial" w:hAnsi="Arial"/>
-          <w:b/>
-          <w:sz w:val="22"/>
-          <w:lang w:val="en-DE"/>
-        </w:rPr>
-        <w:t>Ornelt</w:t>
-      </w:r>
-      <w:proofErr w:type="spellEnd"/>
-      <w:r>
-        <w:rPr>
-          <w:rFonts w:ascii="Arial" w:hAnsi="Arial"/>
-          <w:b/>
-          <w:sz w:val="22"/>
-          <w:lang w:val="en-DE"/>
-        </w:rPr>
-        <w:t xml:space="preserve"> </w:t>
-      </w:r>
-      <w:proofErr w:type="spellStart"/>
-      <w:r>
-        <w:rPr>
-          <w:rFonts w:ascii="Arial" w:hAnsi="Arial"/>
-          <w:b/>
-          <w:sz w:val="22"/>
-          <w:lang w:val="en-DE"/>
-        </w:rPr>
-        <w:t>Lemellari</w:t>
-      </w:r>
-      <w:proofErr w:type="spellEnd"/>
-      <w:r>
-        <w:rPr>
-          <w:rFonts w:ascii="Arial" w:hAnsi="Arial"/>
-          <w:b/>
-          <w:sz w:val="22"/>
-          <w:lang w:val="en-DE"/>
-        </w:rPr>
-        <w:t>, Matias Bali-</w:t>
-      </w:r>
-      <w:r>
-        <w:rPr>
-          <w:rFonts w:ascii="Arial" w:hAnsi="Arial"/>
-          <w:sz w:val="22"/>
-          <w:lang w:val="en-DE"/>
-        </w:rPr>
-        <w:t xml:space="preserve"> Use Cases for each functional requirement written according to the table format given during the lecture. </w:t>
       </w:r>
     </w:p>
     <w:p>

--- a/Meeting Reports/Meeting Report- Week 3.docx
+++ b/Meeting Reports/Meeting Report- Week 3.docx
@@ -1200,300 +1200,220 @@
           <w:lang w:val="en-DE"/>
         </w:rPr>
       </w:pPr>
-    </w:p>
-    <w:p>
-      <w:pPr>
-        <w:rPr>
-          <w:rFonts w:ascii="Arial" w:hAnsi="Arial"/>
-          <w:sz w:val="22"/>
-          <w:lang w:val="en-DE"/>
-        </w:rPr>
-      </w:pPr>
-      <w:proofErr w:type="spellStart"/>
-      <w:r>
-        <w:rPr>
-          <w:rFonts w:ascii="Arial" w:hAnsi="Arial"/>
-          <w:b/>
-          <w:sz w:val="22"/>
-          <w:lang w:val="en-DE"/>
-        </w:rPr>
-        <w:t>Haidi</w:t>
-      </w:r>
-      <w:proofErr w:type="spellEnd"/>
-      <w:r>
-        <w:rPr>
-          <w:rFonts w:ascii="Arial" w:hAnsi="Arial"/>
-          <w:b/>
-          <w:sz w:val="22"/>
-          <w:lang w:val="en-DE"/>
-        </w:rPr>
-        <w:t xml:space="preserve"> Toto, </w:t>
-      </w:r>
-      <w:proofErr w:type="spellStart"/>
-      <w:r>
-        <w:rPr>
-          <w:rFonts w:ascii="Arial" w:hAnsi="Arial"/>
-          <w:b/>
-          <w:sz w:val="22"/>
-          <w:lang w:val="en-DE"/>
-        </w:rPr>
-        <w:t>Ledio</w:t>
-      </w:r>
-      <w:proofErr w:type="spellEnd"/>
-      <w:r>
-        <w:rPr>
-          <w:rFonts w:ascii="Arial" w:hAnsi="Arial"/>
-          <w:b/>
-          <w:sz w:val="22"/>
-          <w:lang w:val="en-DE"/>
-        </w:rPr>
-        <w:t xml:space="preserve"> </w:t>
-      </w:r>
-      <w:proofErr w:type="spellStart"/>
-      <w:r>
-        <w:rPr>
-          <w:rFonts w:ascii="Arial" w:hAnsi="Arial"/>
-          <w:b/>
-          <w:sz w:val="22"/>
-          <w:lang w:val="en-DE"/>
-        </w:rPr>
-        <w:t>Tafciu</w:t>
-      </w:r>
-      <w:proofErr w:type="spellEnd"/>
-      <w:r>
-        <w:rPr>
-          <w:rFonts w:ascii="Arial" w:hAnsi="Arial"/>
-          <w:b/>
-          <w:sz w:val="22"/>
-          <w:lang w:val="en-DE"/>
-        </w:rPr>
-        <w:t>-</w:t>
-      </w:r>
-      <w:r>
-        <w:rPr>
-          <w:rFonts w:ascii="Arial" w:hAnsi="Arial"/>
-          <w:sz w:val="22"/>
-          <w:lang w:val="en-DE"/>
-        </w:rPr>
-        <w:t xml:space="preserve"> Working on last week’s suggestions in order to improve the requirements of the software</w:t>
-      </w:r>
-      <w:r>
-        <w:rPr>
-          <w:rFonts w:ascii="Arial" w:hAnsi="Arial"/>
-          <w:sz w:val="22"/>
-          <w:lang w:val="en-DE"/>
-        </w:rPr>
-        <w:t>.</w:t>
-      </w:r>
-    </w:p>
-    <w:p>
-      <w:pPr>
-        <w:rPr>
-          <w:rFonts w:ascii="Arial" w:hAnsi="Arial"/>
-          <w:sz w:val="22"/>
-          <w:lang w:val="en-DE"/>
-        </w:rPr>
-      </w:pPr>
-    </w:p>
-    <w:p>
-      <w:pPr>
-        <w:rPr>
-          <w:rFonts w:ascii="Arial" w:hAnsi="Arial"/>
-          <w:sz w:val="22"/>
-          <w:lang w:val="en-DE"/>
-        </w:rPr>
-      </w:pPr>
-      <w:r>
-        <w:rPr>
-          <w:rFonts w:ascii="Arial" w:hAnsi="Arial"/>
-          <w:b/>
-          <w:sz w:val="22"/>
-          <w:lang w:val="en-DE"/>
-        </w:rPr>
-        <w:t xml:space="preserve">Anisa </w:t>
-      </w:r>
-      <w:proofErr w:type="spellStart"/>
-      <w:r>
-        <w:rPr>
-          <w:rFonts w:ascii="Arial" w:hAnsi="Arial"/>
-          <w:b/>
-          <w:sz w:val="22"/>
-          <w:lang w:val="en-DE"/>
-        </w:rPr>
-        <w:t>Domi</w:t>
-      </w:r>
-      <w:proofErr w:type="spellEnd"/>
-      <w:r>
-        <w:rPr>
-          <w:rFonts w:ascii="Arial" w:hAnsi="Arial"/>
-          <w:b/>
-          <w:sz w:val="22"/>
-          <w:lang w:val="en-DE"/>
-        </w:rPr>
-        <w:t xml:space="preserve">, </w:t>
-      </w:r>
-      <w:proofErr w:type="spellStart"/>
-      <w:r>
-        <w:rPr>
-          <w:rFonts w:ascii="Arial" w:hAnsi="Arial"/>
-          <w:b/>
-          <w:sz w:val="22"/>
-          <w:lang w:val="en-DE"/>
-        </w:rPr>
-        <w:t>Ornelt</w:t>
-      </w:r>
-      <w:proofErr w:type="spellEnd"/>
-      <w:r>
-        <w:rPr>
-          <w:rFonts w:ascii="Arial" w:hAnsi="Arial"/>
-          <w:b/>
-          <w:sz w:val="22"/>
-          <w:lang w:val="en-DE"/>
-        </w:rPr>
-        <w:t xml:space="preserve"> </w:t>
-      </w:r>
-      <w:proofErr w:type="spellStart"/>
-      <w:r>
-        <w:rPr>
-          <w:rFonts w:ascii="Arial" w:hAnsi="Arial"/>
-          <w:b/>
-          <w:sz w:val="22"/>
-          <w:lang w:val="en-DE"/>
-        </w:rPr>
-        <w:t>Lemellari</w:t>
-      </w:r>
-      <w:proofErr w:type="spellEnd"/>
-      <w:r>
-        <w:rPr>
-          <w:rFonts w:ascii="Arial" w:hAnsi="Arial"/>
-          <w:b/>
-          <w:sz w:val="22"/>
-          <w:lang w:val="en-DE"/>
-        </w:rPr>
-        <w:t>, Matias Bali</w:t>
-      </w:r>
-      <w:r>
-        <w:rPr>
-          <w:rFonts w:ascii="Arial" w:hAnsi="Arial"/>
-          <w:b/>
-          <w:sz w:val="22"/>
-          <w:lang w:val="en-DE"/>
-        </w:rPr>
-        <w:t xml:space="preserve">,Kevin </w:t>
-      </w:r>
-      <w:proofErr w:type="spellStart"/>
-      <w:r>
-        <w:rPr>
-          <w:rFonts w:ascii="Arial" w:hAnsi="Arial"/>
-          <w:b/>
-          <w:sz w:val="22"/>
-          <w:lang w:val="en-DE"/>
-        </w:rPr>
-        <w:t>Muho,Desard</w:t>
-      </w:r>
-      <w:proofErr w:type="spellEnd"/>
-      <w:r>
-        <w:rPr>
-          <w:rFonts w:ascii="Arial" w:hAnsi="Arial"/>
-          <w:b/>
-          <w:sz w:val="22"/>
-          <w:lang w:val="en-DE"/>
-        </w:rPr>
-        <w:t xml:space="preserve"> </w:t>
-      </w:r>
-      <w:proofErr w:type="spellStart"/>
-      <w:r>
-        <w:rPr>
-          <w:rFonts w:ascii="Arial" w:hAnsi="Arial"/>
-          <w:b/>
-          <w:sz w:val="22"/>
-          <w:lang w:val="en-DE"/>
-        </w:rPr>
-        <w:t>Lybeshari,Haidi</w:t>
-      </w:r>
-      <w:proofErr w:type="spellEnd"/>
-      <w:r>
-        <w:rPr>
-          <w:rFonts w:ascii="Arial" w:hAnsi="Arial"/>
-          <w:b/>
-          <w:sz w:val="22"/>
-          <w:lang w:val="en-DE"/>
-        </w:rPr>
-        <w:t xml:space="preserve"> </w:t>
-      </w:r>
-      <w:proofErr w:type="spellStart"/>
-      <w:r>
-        <w:rPr>
-          <w:rFonts w:ascii="Arial" w:hAnsi="Arial"/>
-          <w:b/>
-          <w:sz w:val="22"/>
-          <w:lang w:val="en-DE"/>
-        </w:rPr>
-        <w:t>Toto,Ledio</w:t>
-      </w:r>
-      <w:proofErr w:type="spellEnd"/>
-      <w:r>
-        <w:rPr>
-          <w:rFonts w:ascii="Arial" w:hAnsi="Arial"/>
-          <w:b/>
-          <w:sz w:val="22"/>
-          <w:lang w:val="en-DE"/>
-        </w:rPr>
-        <w:t xml:space="preserve"> </w:t>
-      </w:r>
-      <w:proofErr w:type="spellStart"/>
-      <w:r>
-        <w:rPr>
-          <w:rFonts w:ascii="Arial" w:hAnsi="Arial"/>
-          <w:b/>
-          <w:sz w:val="22"/>
-          <w:lang w:val="en-DE"/>
-        </w:rPr>
-        <w:t>Tafciu</w:t>
-      </w:r>
-      <w:proofErr w:type="spellEnd"/>
-      <w:r>
-        <w:rPr>
-          <w:rFonts w:ascii="Arial" w:hAnsi="Arial"/>
-          <w:b/>
-          <w:sz w:val="22"/>
-          <w:lang w:val="en-DE"/>
-        </w:rPr>
-        <w:t>-</w:t>
-      </w:r>
-      <w:r>
-        <w:rPr>
-          <w:rFonts w:ascii="Arial" w:hAnsi="Arial"/>
-          <w:sz w:val="22"/>
-          <w:lang w:val="en-DE"/>
-        </w:rPr>
-        <w:t xml:space="preserve"> Use Case</w:t>
-      </w:r>
-      <w:r>
-        <w:rPr>
-          <w:rFonts w:ascii="Arial" w:hAnsi="Arial"/>
-          <w:sz w:val="22"/>
-          <w:lang w:val="en-DE"/>
-        </w:rPr>
-        <w:t xml:space="preserve"> tables </w:t>
-      </w:r>
-      <w:r>
-        <w:rPr>
-          <w:rFonts w:ascii="Arial" w:hAnsi="Arial"/>
-          <w:sz w:val="22"/>
-          <w:lang w:val="en-DE"/>
-        </w:rPr>
-        <w:t>for each functional requirement w</w:t>
-      </w:r>
       <w:bookmarkStart w:id="0" w:name="_GoBack"/>
       <w:bookmarkEnd w:id="0"/>
-      <w:r>
-        <w:rPr>
-          <w:rFonts w:ascii="Arial" w:hAnsi="Arial"/>
-          <w:sz w:val="22"/>
-          <w:lang w:val="en-DE"/>
-        </w:rPr>
-        <w:t>ritten according to the table format given during the lecture.</w:t>
+    </w:p>
+    <w:p>
+      <w:pPr>
+        <w:rPr>
+          <w:rFonts w:ascii="Arial" w:hAnsi="Arial"/>
+          <w:sz w:val="22"/>
+          <w:lang w:val="en-DE"/>
+        </w:rPr>
+      </w:pPr>
+      <w:r>
+        <w:rPr>
+          <w:rFonts w:ascii="Arial" w:hAnsi="Arial"/>
+          <w:b/>
+          <w:sz w:val="22"/>
+          <w:lang w:val="en-DE"/>
+        </w:rPr>
+        <w:t xml:space="preserve">Anisa </w:t>
+      </w:r>
+      <w:proofErr w:type="spellStart"/>
+      <w:r>
+        <w:rPr>
+          <w:rFonts w:ascii="Arial" w:hAnsi="Arial"/>
+          <w:b/>
+          <w:sz w:val="22"/>
+          <w:lang w:val="en-DE"/>
+        </w:rPr>
+        <w:t>Domi</w:t>
+      </w:r>
+      <w:proofErr w:type="spellEnd"/>
+      <w:r>
+        <w:rPr>
+          <w:rFonts w:ascii="Arial" w:hAnsi="Arial"/>
+          <w:b/>
+          <w:sz w:val="22"/>
+          <w:lang w:val="en-DE"/>
+        </w:rPr>
+        <w:t xml:space="preserve">, </w:t>
+      </w:r>
+      <w:proofErr w:type="spellStart"/>
+      <w:r>
+        <w:rPr>
+          <w:rFonts w:ascii="Arial" w:hAnsi="Arial"/>
+          <w:b/>
+          <w:sz w:val="22"/>
+          <w:lang w:val="en-DE"/>
+        </w:rPr>
+        <w:t>Ornelt</w:t>
+      </w:r>
+      <w:proofErr w:type="spellEnd"/>
+      <w:r>
+        <w:rPr>
+          <w:rFonts w:ascii="Arial" w:hAnsi="Arial"/>
+          <w:b/>
+          <w:sz w:val="22"/>
+          <w:lang w:val="en-DE"/>
+        </w:rPr>
+        <w:t xml:space="preserve"> </w:t>
+      </w:r>
+      <w:proofErr w:type="spellStart"/>
+      <w:r>
+        <w:rPr>
+          <w:rFonts w:ascii="Arial" w:hAnsi="Arial"/>
+          <w:b/>
+          <w:sz w:val="22"/>
+          <w:lang w:val="en-DE"/>
+        </w:rPr>
+        <w:t>Lemellari</w:t>
+      </w:r>
+      <w:proofErr w:type="spellEnd"/>
+      <w:r>
+        <w:rPr>
+          <w:rFonts w:ascii="Arial" w:hAnsi="Arial"/>
+          <w:b/>
+          <w:sz w:val="22"/>
+          <w:lang w:val="en-DE"/>
+        </w:rPr>
+        <w:t xml:space="preserve">, Matias </w:t>
+      </w:r>
+      <w:proofErr w:type="spellStart"/>
+      <w:proofErr w:type="gramStart"/>
+      <w:r>
+        <w:rPr>
+          <w:rFonts w:ascii="Arial" w:hAnsi="Arial"/>
+          <w:b/>
+          <w:sz w:val="22"/>
+          <w:lang w:val="en-DE"/>
+        </w:rPr>
+        <w:t>Bali</w:t>
+      </w:r>
+      <w:r>
+        <w:rPr>
+          <w:rFonts w:ascii="Arial" w:hAnsi="Arial"/>
+          <w:b/>
+          <w:sz w:val="22"/>
+          <w:lang w:val="en-DE"/>
+        </w:rPr>
+        <w:t>,Kevin</w:t>
+      </w:r>
+      <w:proofErr w:type="spellEnd"/>
+      <w:proofErr w:type="gramEnd"/>
+      <w:r>
+        <w:rPr>
+          <w:rFonts w:ascii="Arial" w:hAnsi="Arial"/>
+          <w:b/>
+          <w:sz w:val="22"/>
+          <w:lang w:val="en-DE"/>
+        </w:rPr>
+        <w:t xml:space="preserve"> </w:t>
+      </w:r>
+      <w:proofErr w:type="spellStart"/>
+      <w:r>
+        <w:rPr>
+          <w:rFonts w:ascii="Arial" w:hAnsi="Arial"/>
+          <w:b/>
+          <w:sz w:val="22"/>
+          <w:lang w:val="en-DE"/>
+        </w:rPr>
+        <w:t>Muho,Desard</w:t>
+      </w:r>
+      <w:proofErr w:type="spellEnd"/>
+      <w:r>
+        <w:rPr>
+          <w:rFonts w:ascii="Arial" w:hAnsi="Arial"/>
+          <w:b/>
+          <w:sz w:val="22"/>
+          <w:lang w:val="en-DE"/>
+        </w:rPr>
+        <w:t xml:space="preserve"> </w:t>
+      </w:r>
+      <w:proofErr w:type="spellStart"/>
+      <w:r>
+        <w:rPr>
+          <w:rFonts w:ascii="Arial" w:hAnsi="Arial"/>
+          <w:b/>
+          <w:sz w:val="22"/>
+          <w:lang w:val="en-DE"/>
+        </w:rPr>
+        <w:t>Lybeshari,Haidi</w:t>
+      </w:r>
+      <w:proofErr w:type="spellEnd"/>
+      <w:r>
+        <w:rPr>
+          <w:rFonts w:ascii="Arial" w:hAnsi="Arial"/>
+          <w:b/>
+          <w:sz w:val="22"/>
+          <w:lang w:val="en-DE"/>
+        </w:rPr>
+        <w:t xml:space="preserve"> </w:t>
+      </w:r>
+      <w:proofErr w:type="spellStart"/>
+      <w:r>
+        <w:rPr>
+          <w:rFonts w:ascii="Arial" w:hAnsi="Arial"/>
+          <w:b/>
+          <w:sz w:val="22"/>
+          <w:lang w:val="en-DE"/>
+        </w:rPr>
+        <w:t>Toto,Ledio</w:t>
+      </w:r>
+      <w:proofErr w:type="spellEnd"/>
+      <w:r>
+        <w:rPr>
+          <w:rFonts w:ascii="Arial" w:hAnsi="Arial"/>
+          <w:b/>
+          <w:sz w:val="22"/>
+          <w:lang w:val="en-DE"/>
+        </w:rPr>
+        <w:t xml:space="preserve"> </w:t>
+      </w:r>
+      <w:proofErr w:type="spellStart"/>
+      <w:r>
+        <w:rPr>
+          <w:rFonts w:ascii="Arial" w:hAnsi="Arial"/>
+          <w:b/>
+          <w:sz w:val="22"/>
+          <w:lang w:val="en-DE"/>
+        </w:rPr>
+        <w:t>Tafciu</w:t>
+      </w:r>
+      <w:proofErr w:type="spellEnd"/>
+      <w:r>
+        <w:rPr>
+          <w:rFonts w:ascii="Arial" w:hAnsi="Arial"/>
+          <w:b/>
+          <w:sz w:val="22"/>
+          <w:lang w:val="en-DE"/>
+        </w:rPr>
+        <w:t>-</w:t>
+      </w:r>
+      <w:r>
+        <w:rPr>
+          <w:rFonts w:ascii="Arial" w:hAnsi="Arial"/>
+          <w:sz w:val="22"/>
+          <w:lang w:val="en-DE"/>
+        </w:rPr>
+        <w:t xml:space="preserve"> Use Case</w:t>
+      </w:r>
+      <w:r>
+        <w:rPr>
+          <w:rFonts w:ascii="Arial" w:hAnsi="Arial"/>
+          <w:sz w:val="22"/>
+          <w:lang w:val="en-DE"/>
+        </w:rPr>
+        <w:t xml:space="preserve"> tables </w:t>
+      </w:r>
+      <w:r>
+        <w:rPr>
+          <w:rFonts w:ascii="Arial" w:hAnsi="Arial"/>
+          <w:sz w:val="22"/>
+          <w:lang w:val="en-DE"/>
+        </w:rPr>
+        <w:t>for each functional requirement written according to the table format given during the lecture.</w:t>
       </w:r>
     </w:p>
     <w:p>

--- a/Meeting Reports/Meeting Report- Week 3.docx
+++ b/Meeting Reports/Meeting Report- Week 3.docx
@@ -104,6 +104,8 @@
           <w:sz w:val="22"/>
         </w:rPr>
       </w:pPr>
+      <w:bookmarkStart w:id="0" w:name="_GoBack"/>
+      <w:bookmarkEnd w:id="0"/>
     </w:p>
     <w:p>
       <w:pPr>
@@ -1200,8 +1202,66 @@
           <w:lang w:val="en-DE"/>
         </w:rPr>
       </w:pPr>
-      <w:bookmarkStart w:id="0" w:name="_GoBack"/>
-      <w:bookmarkEnd w:id="0"/>
+    </w:p>
+    <w:p>
+      <w:pPr>
+        <w:rPr>
+          <w:rFonts w:ascii="Arial" w:hAnsi="Arial"/>
+          <w:sz w:val="22"/>
+          <w:lang w:val="en-DE"/>
+        </w:rPr>
+      </w:pPr>
+      <w:r>
+        <w:rPr>
+          <w:rFonts w:ascii="Arial" w:hAnsi="Arial"/>
+          <w:b/>
+          <w:sz w:val="22"/>
+          <w:lang w:val="en-DE"/>
+        </w:rPr>
+        <w:t>All members</w:t>
+      </w:r>
+      <w:r>
+        <w:rPr>
+          <w:rFonts w:ascii="Arial" w:hAnsi="Arial"/>
+          <w:b/>
+          <w:sz w:val="22"/>
+          <w:lang w:val="en-DE"/>
+        </w:rPr>
+        <w:t>-</w:t>
+      </w:r>
+      <w:r>
+        <w:rPr>
+          <w:rFonts w:ascii="Arial" w:hAnsi="Arial"/>
+          <w:sz w:val="22"/>
+          <w:lang w:val="en-DE"/>
+        </w:rPr>
+        <w:t xml:space="preserve"> Use Case</w:t>
+      </w:r>
+      <w:r>
+        <w:rPr>
+          <w:rFonts w:ascii="Arial" w:hAnsi="Arial"/>
+          <w:sz w:val="22"/>
+          <w:lang w:val="en-DE"/>
+        </w:rPr>
+        <w:t xml:space="preserve"> tables </w:t>
+      </w:r>
+      <w:r>
+        <w:rPr>
+          <w:rFonts w:ascii="Arial" w:hAnsi="Arial"/>
+          <w:sz w:val="22"/>
+          <w:lang w:val="en-DE"/>
+        </w:rPr>
+        <w:t>for each functional requirement written according to the table format given during the lecture.</w:t>
+      </w:r>
+    </w:p>
+    <w:p>
+      <w:pPr>
+        <w:rPr>
+          <w:rFonts w:ascii="Arial" w:hAnsi="Arial"/>
+          <w:sz w:val="22"/>
+          <w:lang w:val="en-DE"/>
+        </w:rPr>
+      </w:pPr>
     </w:p>
     <w:p>
       <w:pPr>
@@ -1238,8 +1298,25 @@
           <w:sz w:val="22"/>
           <w:lang w:val="en-DE"/>
         </w:rPr>
-        <w:t xml:space="preserve">, </w:t>
-      </w:r>
+        <w:t xml:space="preserve"> –</w:t>
+      </w:r>
+      <w:r>
+        <w:rPr>
+          <w:rFonts w:ascii="Arial" w:hAnsi="Arial"/>
+          <w:sz w:val="22"/>
+          <w:lang w:val="en-DE"/>
+        </w:rPr>
+        <w:t xml:space="preserve"> Functional Requirement no.1-no.6</w:t>
+      </w:r>
+    </w:p>
+    <w:p>
+      <w:pPr>
+        <w:rPr>
+          <w:rFonts w:ascii="Arial" w:hAnsi="Arial"/>
+          <w:sz w:val="22"/>
+          <w:lang w:val="en-DE"/>
+        </w:rPr>
+      </w:pPr>
       <w:proofErr w:type="spellStart"/>
       <w:r>
         <w:rPr>
@@ -1248,6 +1325,183 @@
           <w:sz w:val="22"/>
           <w:lang w:val="en-DE"/>
         </w:rPr>
+        <w:t>Haidi</w:t>
+      </w:r>
+      <w:proofErr w:type="spellEnd"/>
+      <w:r>
+        <w:rPr>
+          <w:rFonts w:ascii="Arial" w:hAnsi="Arial"/>
+          <w:b/>
+          <w:sz w:val="22"/>
+          <w:lang w:val="en-DE"/>
+        </w:rPr>
+        <w:t xml:space="preserve"> Toto –</w:t>
+      </w:r>
+      <w:r>
+        <w:rPr>
+          <w:rFonts w:ascii="Arial" w:hAnsi="Arial"/>
+          <w:sz w:val="22"/>
+          <w:lang w:val="en-DE"/>
+        </w:rPr>
+        <w:t xml:space="preserve"> Functional Requirement no.7-no.12</w:t>
+      </w:r>
+    </w:p>
+    <w:p>
+      <w:pPr>
+        <w:rPr>
+          <w:rFonts w:ascii="Arial" w:hAnsi="Arial"/>
+          <w:sz w:val="22"/>
+          <w:lang w:val="en-DE"/>
+        </w:rPr>
+      </w:pPr>
+      <w:proofErr w:type="spellStart"/>
+      <w:r>
+        <w:rPr>
+          <w:rFonts w:ascii="Arial" w:hAnsi="Arial"/>
+          <w:b/>
+          <w:sz w:val="22"/>
+          <w:lang w:val="en-DE"/>
+        </w:rPr>
+        <w:t>Ledio</w:t>
+      </w:r>
+      <w:proofErr w:type="spellEnd"/>
+      <w:r>
+        <w:rPr>
+          <w:rFonts w:ascii="Arial" w:hAnsi="Arial"/>
+          <w:b/>
+          <w:sz w:val="22"/>
+          <w:lang w:val="en-DE"/>
+        </w:rPr>
+        <w:t xml:space="preserve"> </w:t>
+      </w:r>
+      <w:proofErr w:type="spellStart"/>
+      <w:r>
+        <w:rPr>
+          <w:rFonts w:ascii="Arial" w:hAnsi="Arial"/>
+          <w:b/>
+          <w:sz w:val="22"/>
+          <w:lang w:val="en-DE"/>
+        </w:rPr>
+        <w:t>Tafciu</w:t>
+      </w:r>
+      <w:proofErr w:type="spellEnd"/>
+      <w:r>
+        <w:rPr>
+          <w:rFonts w:ascii="Arial" w:hAnsi="Arial"/>
+          <w:b/>
+          <w:sz w:val="22"/>
+          <w:lang w:val="en-DE"/>
+        </w:rPr>
+        <w:t xml:space="preserve"> – </w:t>
+      </w:r>
+      <w:r>
+        <w:rPr>
+          <w:rFonts w:ascii="Arial" w:hAnsi="Arial"/>
+          <w:sz w:val="22"/>
+          <w:lang w:val="en-DE"/>
+        </w:rPr>
+        <w:t>Functional Requirement no.13-no.18</w:t>
+      </w:r>
+    </w:p>
+    <w:p>
+      <w:pPr>
+        <w:rPr>
+          <w:rFonts w:ascii="Arial" w:hAnsi="Arial"/>
+          <w:sz w:val="22"/>
+          <w:lang w:val="en-DE"/>
+        </w:rPr>
+      </w:pPr>
+      <w:proofErr w:type="spellStart"/>
+      <w:r>
+        <w:rPr>
+          <w:rFonts w:ascii="Arial" w:hAnsi="Arial"/>
+          <w:b/>
+          <w:sz w:val="22"/>
+          <w:lang w:val="en-DE"/>
+        </w:rPr>
+        <w:t>Desard</w:t>
+      </w:r>
+      <w:proofErr w:type="spellEnd"/>
+      <w:r>
+        <w:rPr>
+          <w:rFonts w:ascii="Arial" w:hAnsi="Arial"/>
+          <w:b/>
+          <w:sz w:val="22"/>
+          <w:lang w:val="en-DE"/>
+        </w:rPr>
+        <w:t xml:space="preserve"> </w:t>
+      </w:r>
+      <w:proofErr w:type="spellStart"/>
+      <w:r>
+        <w:rPr>
+          <w:rFonts w:ascii="Arial" w:hAnsi="Arial"/>
+          <w:b/>
+          <w:sz w:val="22"/>
+          <w:lang w:val="en-DE"/>
+        </w:rPr>
+        <w:t>Lybeshari</w:t>
+      </w:r>
+      <w:proofErr w:type="spellEnd"/>
+      <w:r>
+        <w:rPr>
+          <w:rFonts w:ascii="Arial" w:hAnsi="Arial"/>
+          <w:b/>
+          <w:sz w:val="22"/>
+          <w:lang w:val="en-DE"/>
+        </w:rPr>
+        <w:t xml:space="preserve"> – </w:t>
+      </w:r>
+      <w:r>
+        <w:rPr>
+          <w:rFonts w:ascii="Arial" w:hAnsi="Arial"/>
+          <w:sz w:val="22"/>
+          <w:lang w:val="en-DE"/>
+        </w:rPr>
+        <w:t>Functional Requirement no.19-no.24</w:t>
+      </w:r>
+    </w:p>
+    <w:p>
+      <w:pPr>
+        <w:rPr>
+          <w:rFonts w:ascii="Arial" w:hAnsi="Arial"/>
+          <w:sz w:val="22"/>
+          <w:lang w:val="en-DE"/>
+        </w:rPr>
+      </w:pPr>
+      <w:r>
+        <w:rPr>
+          <w:rFonts w:ascii="Arial" w:hAnsi="Arial"/>
+          <w:b/>
+          <w:sz w:val="22"/>
+          <w:lang w:val="en-DE"/>
+        </w:rPr>
+        <w:t xml:space="preserve">Matias Bali – </w:t>
+      </w:r>
+      <w:r>
+        <w:rPr>
+          <w:rFonts w:ascii="Arial" w:hAnsi="Arial"/>
+          <w:sz w:val="22"/>
+          <w:lang w:val="en-DE"/>
+        </w:rPr>
+        <w:t>Functional Requirement no.25-no.30</w:t>
+      </w:r>
+    </w:p>
+    <w:p>
+      <w:pPr>
+        <w:rPr>
+          <w:rFonts w:ascii="Arial" w:hAnsi="Arial"/>
+          <w:sz w:val="22"/>
+          <w:lang w:val="en-DE"/>
+        </w:rPr>
+      </w:pPr>
+      <w:proofErr w:type="spellStart"/>
+      <w:r>
+        <w:rPr>
+          <w:rFonts w:ascii="Arial" w:hAnsi="Arial"/>
+          <w:b/>
+          <w:sz w:val="22"/>
+          <w:lang w:val="en-DE"/>
+        </w:rPr>
         <w:t>Ornelt</w:t>
       </w:r>
       <w:proofErr w:type="spellEnd"/>
@@ -1278,275 +1532,45 @@
           <w:sz w:val="22"/>
           <w:lang w:val="en-DE"/>
         </w:rPr>
-        <w:t xml:space="preserve">, Matias </w:t>
+        <w:t xml:space="preserve"> – </w:t>
+      </w:r>
+      <w:r>
+        <w:rPr>
+          <w:rFonts w:ascii="Arial" w:hAnsi="Arial"/>
+          <w:sz w:val="22"/>
+          <w:lang w:val="en-DE"/>
+        </w:rPr>
+        <w:t>Functional Requirement no.31-no.36</w:t>
+      </w:r>
+    </w:p>
+    <w:p>
+      <w:pPr>
+        <w:rPr>
+          <w:rFonts w:ascii="Arial" w:hAnsi="Arial"/>
+          <w:sz w:val="22"/>
+          <w:lang w:val="en-DE"/>
+        </w:rPr>
+      </w:pPr>
+      <w:r>
+        <w:rPr>
+          <w:rFonts w:ascii="Arial" w:hAnsi="Arial"/>
+          <w:b/>
+          <w:sz w:val="22"/>
+          <w:lang w:val="en-DE"/>
+        </w:rPr>
+        <w:t xml:space="preserve">Kevin </w:t>
       </w:r>
       <w:proofErr w:type="spellStart"/>
-      <w:proofErr w:type="gramStart"/>
-      <w:r>
-        <w:rPr>
-          <w:rFonts w:ascii="Arial" w:hAnsi="Arial"/>
-          <w:b/>
-          <w:sz w:val="22"/>
-          <w:lang w:val="en-DE"/>
-        </w:rPr>
-        <w:t>Bali</w:t>
-      </w:r>
-      <w:r>
-        <w:rPr>
-          <w:rFonts w:ascii="Arial" w:hAnsi="Arial"/>
-          <w:b/>
-          <w:sz w:val="22"/>
-          <w:lang w:val="en-DE"/>
-        </w:rPr>
-        <w:t>,Kevin</w:t>
+      <w:r>
+        <w:rPr>
+          <w:rFonts w:ascii="Arial" w:hAnsi="Arial"/>
+          <w:b/>
+          <w:sz w:val="22"/>
+          <w:lang w:val="en-DE"/>
+        </w:rPr>
+        <w:t>Muho</w:t>
       </w:r>
       <w:proofErr w:type="spellEnd"/>
-      <w:proofErr w:type="gramEnd"/>
-      <w:r>
-        <w:rPr>
-          <w:rFonts w:ascii="Arial" w:hAnsi="Arial"/>
-          <w:b/>
-          <w:sz w:val="22"/>
-          <w:lang w:val="en-DE"/>
-        </w:rPr>
-        <w:t xml:space="preserve"> </w:t>
-      </w:r>
-      <w:proofErr w:type="spellStart"/>
-      <w:r>
-        <w:rPr>
-          <w:rFonts w:ascii="Arial" w:hAnsi="Arial"/>
-          <w:b/>
-          <w:sz w:val="22"/>
-          <w:lang w:val="en-DE"/>
-        </w:rPr>
-        <w:t>Muho,Desard</w:t>
-      </w:r>
-      <w:proofErr w:type="spellEnd"/>
-      <w:r>
-        <w:rPr>
-          <w:rFonts w:ascii="Arial" w:hAnsi="Arial"/>
-          <w:b/>
-          <w:sz w:val="22"/>
-          <w:lang w:val="en-DE"/>
-        </w:rPr>
-        <w:t xml:space="preserve"> </w:t>
-      </w:r>
-      <w:proofErr w:type="spellStart"/>
-      <w:r>
-        <w:rPr>
-          <w:rFonts w:ascii="Arial" w:hAnsi="Arial"/>
-          <w:b/>
-          <w:sz w:val="22"/>
-          <w:lang w:val="en-DE"/>
-        </w:rPr>
-        <w:t>Lybeshari,Haidi</w:t>
-      </w:r>
-      <w:proofErr w:type="spellEnd"/>
-      <w:r>
-        <w:rPr>
-          <w:rFonts w:ascii="Arial" w:hAnsi="Arial"/>
-          <w:b/>
-          <w:sz w:val="22"/>
-          <w:lang w:val="en-DE"/>
-        </w:rPr>
-        <w:t xml:space="preserve"> </w:t>
-      </w:r>
-      <w:proofErr w:type="spellStart"/>
-      <w:r>
-        <w:rPr>
-          <w:rFonts w:ascii="Arial" w:hAnsi="Arial"/>
-          <w:b/>
-          <w:sz w:val="22"/>
-          <w:lang w:val="en-DE"/>
-        </w:rPr>
-        <w:t>Toto,Ledio</w:t>
-      </w:r>
-      <w:proofErr w:type="spellEnd"/>
-      <w:r>
-        <w:rPr>
-          <w:rFonts w:ascii="Arial" w:hAnsi="Arial"/>
-          <w:b/>
-          <w:sz w:val="22"/>
-          <w:lang w:val="en-DE"/>
-        </w:rPr>
-        <w:t xml:space="preserve"> </w:t>
-      </w:r>
-      <w:proofErr w:type="spellStart"/>
-      <w:r>
-        <w:rPr>
-          <w:rFonts w:ascii="Arial" w:hAnsi="Arial"/>
-          <w:b/>
-          <w:sz w:val="22"/>
-          <w:lang w:val="en-DE"/>
-        </w:rPr>
-        <w:t>Tafciu</w:t>
-      </w:r>
-      <w:proofErr w:type="spellEnd"/>
-      <w:r>
-        <w:rPr>
-          <w:rFonts w:ascii="Arial" w:hAnsi="Arial"/>
-          <w:b/>
-          <w:sz w:val="22"/>
-          <w:lang w:val="en-DE"/>
-        </w:rPr>
-        <w:t>-</w:t>
-      </w:r>
-      <w:r>
-        <w:rPr>
-          <w:rFonts w:ascii="Arial" w:hAnsi="Arial"/>
-          <w:sz w:val="22"/>
-          <w:lang w:val="en-DE"/>
-        </w:rPr>
-        <w:t xml:space="preserve"> Use Case</w:t>
-      </w:r>
-      <w:r>
-        <w:rPr>
-          <w:rFonts w:ascii="Arial" w:hAnsi="Arial"/>
-          <w:sz w:val="22"/>
-          <w:lang w:val="en-DE"/>
-        </w:rPr>
-        <w:t xml:space="preserve"> tables </w:t>
-      </w:r>
-      <w:r>
-        <w:rPr>
-          <w:rFonts w:ascii="Arial" w:hAnsi="Arial"/>
-          <w:sz w:val="22"/>
-          <w:lang w:val="en-DE"/>
-        </w:rPr>
-        <w:t>for each functional requirement written according to the table format given during the lecture.</w:t>
-      </w:r>
-    </w:p>
-    <w:p>
-      <w:pPr>
-        <w:rPr>
-          <w:rFonts w:ascii="Arial" w:hAnsi="Arial"/>
-          <w:sz w:val="22"/>
-          <w:lang w:val="en-DE"/>
-        </w:rPr>
-      </w:pPr>
-    </w:p>
-    <w:p>
-      <w:pPr>
-        <w:rPr>
-          <w:rFonts w:ascii="Arial" w:hAnsi="Arial"/>
-          <w:sz w:val="22"/>
-          <w:lang w:val="en-DE"/>
-        </w:rPr>
-      </w:pPr>
-      <w:r>
-        <w:rPr>
-          <w:rFonts w:ascii="Arial" w:hAnsi="Arial"/>
-          <w:b/>
-          <w:sz w:val="22"/>
-          <w:lang w:val="en-DE"/>
-        </w:rPr>
-        <w:t xml:space="preserve">Anisa </w:t>
-      </w:r>
-      <w:proofErr w:type="spellStart"/>
-      <w:r>
-        <w:rPr>
-          <w:rFonts w:ascii="Arial" w:hAnsi="Arial"/>
-          <w:b/>
-          <w:sz w:val="22"/>
-          <w:lang w:val="en-DE"/>
-        </w:rPr>
-        <w:t>Domi</w:t>
-      </w:r>
-      <w:proofErr w:type="spellEnd"/>
-      <w:r>
-        <w:rPr>
-          <w:rFonts w:ascii="Arial" w:hAnsi="Arial"/>
-          <w:b/>
-          <w:sz w:val="22"/>
-          <w:lang w:val="en-DE"/>
-        </w:rPr>
-        <w:t xml:space="preserve"> –</w:t>
-      </w:r>
-      <w:r>
-        <w:rPr>
-          <w:rFonts w:ascii="Arial" w:hAnsi="Arial"/>
-          <w:sz w:val="22"/>
-          <w:lang w:val="en-DE"/>
-        </w:rPr>
-        <w:t xml:space="preserve"> Functional Requirement no.1-no.6</w:t>
-      </w:r>
-    </w:p>
-    <w:p>
-      <w:pPr>
-        <w:rPr>
-          <w:rFonts w:ascii="Arial" w:hAnsi="Arial"/>
-          <w:sz w:val="22"/>
-          <w:lang w:val="en-DE"/>
-        </w:rPr>
-      </w:pPr>
-      <w:proofErr w:type="spellStart"/>
-      <w:r>
-        <w:rPr>
-          <w:rFonts w:ascii="Arial" w:hAnsi="Arial"/>
-          <w:b/>
-          <w:sz w:val="22"/>
-          <w:lang w:val="en-DE"/>
-        </w:rPr>
-        <w:t>Haidi</w:t>
-      </w:r>
-      <w:proofErr w:type="spellEnd"/>
-      <w:r>
-        <w:rPr>
-          <w:rFonts w:ascii="Arial" w:hAnsi="Arial"/>
-          <w:b/>
-          <w:sz w:val="22"/>
-          <w:lang w:val="en-DE"/>
-        </w:rPr>
-        <w:t xml:space="preserve"> Toto –</w:t>
-      </w:r>
-      <w:r>
-        <w:rPr>
-          <w:rFonts w:ascii="Arial" w:hAnsi="Arial"/>
-          <w:sz w:val="22"/>
-          <w:lang w:val="en-DE"/>
-        </w:rPr>
-        <w:t xml:space="preserve"> Functional Requirement no.7-no.12</w:t>
-      </w:r>
-    </w:p>
-    <w:p>
-      <w:pPr>
-        <w:rPr>
-          <w:rFonts w:ascii="Arial" w:hAnsi="Arial"/>
-          <w:sz w:val="22"/>
-          <w:lang w:val="en-DE"/>
-        </w:rPr>
-      </w:pPr>
-      <w:proofErr w:type="spellStart"/>
-      <w:r>
-        <w:rPr>
-          <w:rFonts w:ascii="Arial" w:hAnsi="Arial"/>
-          <w:b/>
-          <w:sz w:val="22"/>
-          <w:lang w:val="en-DE"/>
-        </w:rPr>
-        <w:t>Ledio</w:t>
-      </w:r>
-      <w:proofErr w:type="spellEnd"/>
-      <w:r>
-        <w:rPr>
-          <w:rFonts w:ascii="Arial" w:hAnsi="Arial"/>
-          <w:b/>
-          <w:sz w:val="22"/>
-          <w:lang w:val="en-DE"/>
-        </w:rPr>
-        <w:t xml:space="preserve"> </w:t>
-      </w:r>
-      <w:proofErr w:type="spellStart"/>
-      <w:r>
-        <w:rPr>
-          <w:rFonts w:ascii="Arial" w:hAnsi="Arial"/>
-          <w:b/>
-          <w:sz w:val="22"/>
-          <w:lang w:val="en-DE"/>
-        </w:rPr>
-        <w:t>Tafciu</w:t>
-      </w:r>
-      <w:proofErr w:type="spellEnd"/>
       <w:r>
         <w:rPr>
           <w:rFonts w:ascii="Arial" w:hAnsi="Arial"/>
@@ -1562,193 +1586,15 @@
           <w:sz w:val="22"/>
           <w:lang w:val="en-DE"/>
         </w:rPr>
-        <w:t>Functional Requirement no.13-no.18</w:t>
-      </w:r>
-    </w:p>
-    <w:p>
-      <w:pPr>
-        <w:rPr>
-          <w:rFonts w:ascii="Arial" w:hAnsi="Arial"/>
-          <w:sz w:val="22"/>
-          <w:lang w:val="en-DE"/>
-        </w:rPr>
-      </w:pPr>
-      <w:proofErr w:type="spellStart"/>
-      <w:r>
-        <w:rPr>
-          <w:rFonts w:ascii="Arial" w:hAnsi="Arial"/>
-          <w:b/>
-          <w:sz w:val="22"/>
-          <w:lang w:val="en-DE"/>
-        </w:rPr>
-        <w:t>Desard</w:t>
-      </w:r>
-      <w:proofErr w:type="spellEnd"/>
-      <w:r>
-        <w:rPr>
-          <w:rFonts w:ascii="Arial" w:hAnsi="Arial"/>
-          <w:b/>
-          <w:sz w:val="22"/>
-          <w:lang w:val="en-DE"/>
-        </w:rPr>
-        <w:t xml:space="preserve"> </w:t>
-      </w:r>
-      <w:proofErr w:type="spellStart"/>
-      <w:r>
-        <w:rPr>
-          <w:rFonts w:ascii="Arial" w:hAnsi="Arial"/>
-          <w:b/>
-          <w:sz w:val="22"/>
-          <w:lang w:val="en-DE"/>
-        </w:rPr>
-        <w:t>Lybeshari</w:t>
-      </w:r>
-      <w:proofErr w:type="spellEnd"/>
-      <w:r>
-        <w:rPr>
-          <w:rFonts w:ascii="Arial" w:hAnsi="Arial"/>
-          <w:b/>
-          <w:sz w:val="22"/>
-          <w:lang w:val="en-DE"/>
-        </w:rPr>
-        <w:t xml:space="preserve"> – </w:t>
-      </w:r>
-      <w:r>
-        <w:rPr>
-          <w:rFonts w:ascii="Arial" w:hAnsi="Arial"/>
-          <w:sz w:val="22"/>
-          <w:lang w:val="en-DE"/>
-        </w:rPr>
-        <w:t>Functional Requirement no.19-no.24</w:t>
-      </w:r>
-    </w:p>
-    <w:p>
-      <w:pPr>
-        <w:rPr>
-          <w:rFonts w:ascii="Arial" w:hAnsi="Arial"/>
-          <w:sz w:val="22"/>
-          <w:lang w:val="en-DE"/>
-        </w:rPr>
-      </w:pPr>
-      <w:r>
-        <w:rPr>
-          <w:rFonts w:ascii="Arial" w:hAnsi="Arial"/>
-          <w:b/>
-          <w:sz w:val="22"/>
-          <w:lang w:val="en-DE"/>
-        </w:rPr>
-        <w:t xml:space="preserve">Matias Bali – </w:t>
-      </w:r>
-      <w:r>
-        <w:rPr>
-          <w:rFonts w:ascii="Arial" w:hAnsi="Arial"/>
-          <w:sz w:val="22"/>
-          <w:lang w:val="en-DE"/>
-        </w:rPr>
-        <w:t>Functional Requirement no.25-no.30</w:t>
-      </w:r>
-    </w:p>
-    <w:p>
-      <w:pPr>
-        <w:rPr>
-          <w:rFonts w:ascii="Arial" w:hAnsi="Arial"/>
-          <w:sz w:val="22"/>
-          <w:lang w:val="en-DE"/>
-        </w:rPr>
-      </w:pPr>
-      <w:proofErr w:type="spellStart"/>
-      <w:r>
-        <w:rPr>
-          <w:rFonts w:ascii="Arial" w:hAnsi="Arial"/>
-          <w:b/>
-          <w:sz w:val="22"/>
-          <w:lang w:val="en-DE"/>
-        </w:rPr>
-        <w:t>Ornelt</w:t>
-      </w:r>
-      <w:proofErr w:type="spellEnd"/>
-      <w:r>
-        <w:rPr>
-          <w:rFonts w:ascii="Arial" w:hAnsi="Arial"/>
-          <w:b/>
-          <w:sz w:val="22"/>
-          <w:lang w:val="en-DE"/>
-        </w:rPr>
-        <w:t xml:space="preserve"> </w:t>
-      </w:r>
-      <w:proofErr w:type="spellStart"/>
-      <w:r>
-        <w:rPr>
-          <w:rFonts w:ascii="Arial" w:hAnsi="Arial"/>
-          <w:b/>
-          <w:sz w:val="22"/>
-          <w:lang w:val="en-DE"/>
-        </w:rPr>
-        <w:t>Lemellari</w:t>
-      </w:r>
-      <w:proofErr w:type="spellEnd"/>
-      <w:r>
-        <w:rPr>
-          <w:rFonts w:ascii="Arial" w:hAnsi="Arial"/>
-          <w:b/>
-          <w:sz w:val="22"/>
-          <w:lang w:val="en-DE"/>
-        </w:rPr>
-        <w:t xml:space="preserve"> – </w:t>
-      </w:r>
-      <w:r>
-        <w:rPr>
-          <w:rFonts w:ascii="Arial" w:hAnsi="Arial"/>
-          <w:sz w:val="22"/>
-          <w:lang w:val="en-DE"/>
-        </w:rPr>
-        <w:t>Functional Requirement no.31-no.36</w:t>
-      </w:r>
-    </w:p>
-    <w:p>
-      <w:pPr>
-        <w:rPr>
-          <w:rFonts w:ascii="Arial" w:hAnsi="Arial"/>
-          <w:sz w:val="22"/>
-          <w:lang w:val="en-DE"/>
-        </w:rPr>
-      </w:pPr>
-      <w:r>
-        <w:rPr>
-          <w:rFonts w:ascii="Arial" w:hAnsi="Arial"/>
-          <w:b/>
-          <w:sz w:val="22"/>
-          <w:lang w:val="en-DE"/>
-        </w:rPr>
-        <w:t xml:space="preserve">Kevin </w:t>
-      </w:r>
-      <w:proofErr w:type="spellStart"/>
-      <w:r>
-        <w:rPr>
-          <w:rFonts w:ascii="Arial" w:hAnsi="Arial"/>
-          <w:b/>
-          <w:sz w:val="22"/>
-          <w:lang w:val="en-DE"/>
-        </w:rPr>
-        <w:t>Muho</w:t>
-      </w:r>
-      <w:proofErr w:type="spellEnd"/>
-      <w:r>
-        <w:rPr>
-          <w:rFonts w:ascii="Arial" w:hAnsi="Arial"/>
-          <w:b/>
-          <w:sz w:val="22"/>
-          <w:lang w:val="en-DE"/>
-        </w:rPr>
-        <w:t xml:space="preserve"> – </w:t>
-      </w:r>
-      <w:r>
-        <w:rPr>
-          <w:rFonts w:ascii="Arial" w:hAnsi="Arial"/>
-          <w:sz w:val="22"/>
-          <w:lang w:val="en-DE"/>
-        </w:rPr>
-        <w:t>Functional Requirement no.37-no.42</w:t>
+        <w:t>Functional Requirement no.37-no.4</w:t>
+      </w:r>
+      <w:r>
+        <w:rPr>
+          <w:rFonts w:ascii="Arial" w:hAnsi="Arial"/>
+          <w:sz w:val="22"/>
+          <w:lang w:val="en-DE"/>
+        </w:rPr>
+        <w:t>3</w:t>
       </w:r>
     </w:p>
     <w:p>

--- a/Meeting Reports/Meeting Report- Week 3.docx
+++ b/Meeting Reports/Meeting Report- Week 3.docx
@@ -104,991 +104,1081 @@
           <w:sz w:val="22"/>
         </w:rPr>
       </w:pPr>
+    </w:p>
+    <w:p>
+      <w:pPr>
+        <w:rPr>
+          <w:rFonts w:ascii="Arial" w:hAnsi="Arial"/>
+          <w:b/>
+          <w:sz w:val="22"/>
+          <w:lang w:val="en-DE"/>
+        </w:rPr>
+      </w:pPr>
+      <w:r>
+        <w:rPr>
+          <w:rFonts w:ascii="Arial" w:hAnsi="Arial"/>
+          <w:b/>
+          <w:sz w:val="22"/>
+          <w:u w:val="single"/>
+        </w:rPr>
+        <w:t>Date of Meeting:</w:t>
+      </w:r>
+      <w:r>
+        <w:rPr>
+          <w:rFonts w:ascii="Arial" w:hAnsi="Arial"/>
+          <w:sz w:val="22"/>
+          <w:lang w:val="en-DE"/>
+        </w:rPr>
+        <w:t>1</w:t>
+      </w:r>
+      <w:r>
+        <w:rPr>
+          <w:rFonts w:ascii="Arial" w:hAnsi="Arial"/>
+          <w:sz w:val="22"/>
+          <w:lang w:val="en-DE"/>
+        </w:rPr>
+        <w:t>9</w:t>
+      </w:r>
+      <w:r>
+        <w:rPr>
+          <w:rFonts w:ascii="Arial" w:hAnsi="Arial"/>
+          <w:sz w:val="22"/>
+          <w:lang w:val="en-DE"/>
+        </w:rPr>
+        <w:t>/03/2026</w:t>
+      </w:r>
+    </w:p>
+    <w:p>
+      <w:pPr>
+        <w:rPr>
+          <w:rFonts w:ascii="Arial" w:hAnsi="Arial"/>
+          <w:b/>
+          <w:sz w:val="22"/>
+        </w:rPr>
+      </w:pPr>
+    </w:p>
+    <w:p>
+      <w:pPr>
+        <w:rPr>
+          <w:rFonts w:ascii="Arial" w:hAnsi="Arial"/>
+          <w:sz w:val="22"/>
+        </w:rPr>
+      </w:pPr>
+      <w:r>
+        <w:rPr>
+          <w:rFonts w:ascii="Arial" w:hAnsi="Arial"/>
+          <w:b/>
+          <w:sz w:val="22"/>
+          <w:u w:val="single"/>
+        </w:rPr>
+        <w:t>Start Time:</w:t>
+      </w:r>
+      <w:r>
+        <w:rPr>
+          <w:rFonts w:ascii="Arial" w:hAnsi="Arial"/>
+          <w:b/>
+          <w:sz w:val="22"/>
+          <w:lang w:val="en-DE"/>
+        </w:rPr>
+        <w:t xml:space="preserve"> </w:t>
+      </w:r>
+      <w:r>
+        <w:rPr>
+          <w:rFonts w:ascii="Arial" w:hAnsi="Arial"/>
+          <w:sz w:val="22"/>
+          <w:lang w:val="en-DE"/>
+        </w:rPr>
+        <w:t>1</w:t>
+      </w:r>
+      <w:r>
+        <w:rPr>
+          <w:rFonts w:ascii="Arial" w:hAnsi="Arial"/>
+          <w:sz w:val="22"/>
+          <w:lang w:val="en-DE"/>
+        </w:rPr>
+        <w:t>0</w:t>
+      </w:r>
+      <w:r>
+        <w:rPr>
+          <w:rFonts w:ascii="Arial" w:hAnsi="Arial"/>
+          <w:sz w:val="22"/>
+          <w:lang w:val="en-DE"/>
+        </w:rPr>
+        <w:t>:</w:t>
+      </w:r>
+      <w:r>
+        <w:rPr>
+          <w:rFonts w:ascii="Arial" w:hAnsi="Arial"/>
+          <w:sz w:val="22"/>
+          <w:lang w:val="en-DE"/>
+        </w:rPr>
+        <w:t>3</w:t>
+      </w:r>
+      <w:r>
+        <w:rPr>
+          <w:rFonts w:ascii="Arial" w:hAnsi="Arial"/>
+          <w:sz w:val="22"/>
+          <w:lang w:val="en-DE"/>
+        </w:rPr>
+        <w:t>0</w:t>
+      </w:r>
+      <w:r>
+        <w:rPr>
+          <w:rFonts w:ascii="Arial" w:hAnsi="Arial"/>
+          <w:sz w:val="22"/>
+        </w:rPr>
+        <w:t xml:space="preserve"> </w:t>
+      </w:r>
+    </w:p>
+    <w:p>
+      <w:pPr>
+        <w:rPr>
+          <w:rFonts w:ascii="Arial" w:hAnsi="Arial"/>
+          <w:sz w:val="22"/>
+        </w:rPr>
+      </w:pPr>
+    </w:p>
+    <w:p>
+      <w:pPr>
+        <w:rPr>
+          <w:rFonts w:ascii="Arial" w:hAnsi="Arial"/>
+          <w:b/>
+          <w:sz w:val="22"/>
+        </w:rPr>
+      </w:pPr>
+      <w:r>
+        <w:rPr>
+          <w:rFonts w:ascii="Arial" w:hAnsi="Arial"/>
+          <w:b/>
+          <w:sz w:val="22"/>
+          <w:u w:val="single"/>
+        </w:rPr>
+        <w:t>End Time:</w:t>
+      </w:r>
+      <w:r>
+        <w:rPr>
+          <w:rFonts w:ascii="Arial" w:hAnsi="Arial"/>
+          <w:b/>
+          <w:sz w:val="22"/>
+          <w:lang w:val="en-DE"/>
+        </w:rPr>
+        <w:t xml:space="preserve"> </w:t>
+      </w:r>
+      <w:r>
+        <w:rPr>
+          <w:rFonts w:ascii="Arial" w:hAnsi="Arial"/>
+          <w:sz w:val="22"/>
+          <w:lang w:val="en-DE"/>
+        </w:rPr>
+        <w:t>1</w:t>
+      </w:r>
+      <w:r>
+        <w:rPr>
+          <w:rFonts w:ascii="Arial" w:hAnsi="Arial"/>
+          <w:sz w:val="22"/>
+          <w:lang w:val="en-DE"/>
+        </w:rPr>
+        <w:t>1</w:t>
+      </w:r>
+      <w:r>
+        <w:rPr>
+          <w:rFonts w:ascii="Arial" w:hAnsi="Arial"/>
+          <w:sz w:val="22"/>
+          <w:lang w:val="en-DE"/>
+        </w:rPr>
+        <w:t>:45</w:t>
+      </w:r>
+      <w:r>
+        <w:rPr>
+          <w:rFonts w:ascii="Arial" w:hAnsi="Arial"/>
+          <w:b/>
+          <w:sz w:val="22"/>
+        </w:rPr>
+        <w:t xml:space="preserve">   </w:t>
+      </w:r>
+    </w:p>
+    <w:p>
+      <w:pPr>
+        <w:rPr>
+          <w:rFonts w:ascii="Arial" w:hAnsi="Arial"/>
+          <w:b/>
+          <w:sz w:val="22"/>
+        </w:rPr>
+      </w:pPr>
+    </w:p>
+    <w:p>
+      <w:pPr>
+        <w:rPr>
+          <w:rFonts w:ascii="Arial" w:hAnsi="Arial"/>
+          <w:b/>
+          <w:sz w:val="22"/>
+          <w:lang w:val="en-DE"/>
+        </w:rPr>
+      </w:pPr>
+      <w:r>
+        <w:rPr>
+          <w:rFonts w:ascii="Arial" w:hAnsi="Arial"/>
+          <w:b/>
+          <w:sz w:val="22"/>
+          <w:u w:val="single"/>
+        </w:rPr>
+        <w:t>Meeting Location</w:t>
+      </w:r>
+      <w:r>
+        <w:rPr>
+          <w:rFonts w:ascii="Arial" w:hAnsi="Arial"/>
+          <w:b/>
+          <w:sz w:val="22"/>
+        </w:rPr>
+        <w:t>:</w:t>
+      </w:r>
+      <w:r>
+        <w:rPr>
+          <w:rFonts w:ascii="Arial" w:hAnsi="Arial"/>
+          <w:b/>
+          <w:sz w:val="22"/>
+          <w:lang w:val="en-DE"/>
+        </w:rPr>
+        <w:t xml:space="preserve"> </w:t>
+      </w:r>
+      <w:proofErr w:type="spellStart"/>
+      <w:r>
+        <w:rPr>
+          <w:rFonts w:ascii="Arial" w:hAnsi="Arial"/>
+          <w:sz w:val="22"/>
+          <w:lang w:val="en-DE"/>
+        </w:rPr>
+        <w:t>Epoka</w:t>
+      </w:r>
+      <w:proofErr w:type="spellEnd"/>
+      <w:r>
+        <w:rPr>
+          <w:rFonts w:ascii="Arial" w:hAnsi="Arial"/>
+          <w:sz w:val="22"/>
+          <w:lang w:val="en-DE"/>
+        </w:rPr>
+        <w:t xml:space="preserve"> University </w:t>
+      </w:r>
+    </w:p>
+    <w:p>
+      <w:pPr>
+        <w:rPr>
+          <w:rFonts w:ascii="Arial" w:hAnsi="Arial"/>
+          <w:b/>
+          <w:sz w:val="22"/>
+        </w:rPr>
+      </w:pPr>
+    </w:p>
+    <w:p>
+      <w:pPr>
+        <w:rPr>
+          <w:rFonts w:ascii="Arial" w:hAnsi="Arial"/>
+          <w:sz w:val="22"/>
+          <w:lang w:val="en-DE"/>
+        </w:rPr>
+      </w:pPr>
+      <w:r>
+        <w:rPr>
+          <w:rFonts w:ascii="Arial" w:hAnsi="Arial"/>
+          <w:b/>
+          <w:sz w:val="22"/>
+          <w:u w:val="single"/>
+        </w:rPr>
+        <w:t>Moderator</w:t>
+      </w:r>
+      <w:r>
+        <w:rPr>
+          <w:rFonts w:ascii="Arial" w:hAnsi="Arial"/>
+          <w:b/>
+          <w:sz w:val="22"/>
+          <w:u w:val="single"/>
+          <w:lang w:val="en-DE"/>
+        </w:rPr>
+        <w:t>:</w:t>
+      </w:r>
+      <w:r>
+        <w:rPr>
+          <w:rFonts w:ascii="Arial" w:hAnsi="Arial"/>
+          <w:b/>
+          <w:sz w:val="22"/>
+          <w:lang w:val="en-DE"/>
+        </w:rPr>
+        <w:t xml:space="preserve"> </w:t>
+      </w:r>
+      <w:r>
+        <w:rPr>
+          <w:rFonts w:ascii="Arial" w:hAnsi="Arial"/>
+          <w:sz w:val="22"/>
+          <w:lang w:val="en-DE"/>
+        </w:rPr>
+        <w:t xml:space="preserve">Kevin </w:t>
+      </w:r>
+      <w:proofErr w:type="spellStart"/>
+      <w:r>
+        <w:rPr>
+          <w:rFonts w:ascii="Arial" w:hAnsi="Arial"/>
+          <w:sz w:val="22"/>
+          <w:lang w:val="en-DE"/>
+        </w:rPr>
+        <w:t>Muho</w:t>
+      </w:r>
+      <w:proofErr w:type="spellEnd"/>
+      <w:r>
+        <w:rPr>
+          <w:rFonts w:ascii="Arial" w:hAnsi="Arial"/>
+          <w:b/>
+          <w:sz w:val="22"/>
+        </w:rPr>
+        <w:tab/>
+      </w:r>
+    </w:p>
+    <w:p>
+      <w:pPr>
+        <w:rPr>
+          <w:rFonts w:ascii="Arial" w:hAnsi="Arial"/>
+          <w:b/>
+          <w:sz w:val="22"/>
+        </w:rPr>
+      </w:pPr>
+    </w:p>
+    <w:p>
+      <w:pPr>
+        <w:rPr>
+          <w:rFonts w:ascii="Arial" w:hAnsi="Arial"/>
+          <w:b/>
+          <w:sz w:val="22"/>
+          <w:u w:val="single"/>
+          <w:lang w:val="en-DE"/>
+        </w:rPr>
+      </w:pPr>
+      <w:r>
+        <w:rPr>
+          <w:rFonts w:ascii="Arial" w:hAnsi="Arial"/>
+          <w:b/>
+          <w:sz w:val="22"/>
+          <w:u w:val="single"/>
+        </w:rPr>
+        <w:t>Recorder:</w:t>
+      </w:r>
+      <w:r>
+        <w:rPr>
+          <w:rFonts w:ascii="Arial" w:hAnsi="Arial"/>
+          <w:b/>
+          <w:sz w:val="22"/>
+          <w:lang w:val="en-DE"/>
+        </w:rPr>
+        <w:t xml:space="preserve"> </w:t>
+      </w:r>
+      <w:proofErr w:type="spellStart"/>
+      <w:r>
+        <w:rPr>
+          <w:rFonts w:ascii="Arial" w:hAnsi="Arial"/>
+          <w:sz w:val="22"/>
+          <w:lang w:val="en-DE"/>
+        </w:rPr>
+        <w:t>Haidi</w:t>
+      </w:r>
+      <w:proofErr w:type="spellEnd"/>
+      <w:r>
+        <w:rPr>
+          <w:rFonts w:ascii="Arial" w:hAnsi="Arial"/>
+          <w:sz w:val="22"/>
+          <w:lang w:val="en-DE"/>
+        </w:rPr>
+        <w:t xml:space="preserve"> Toto</w:t>
+      </w:r>
+    </w:p>
+    <w:p>
+      <w:pPr>
+        <w:rPr>
+          <w:rFonts w:ascii="Arial" w:hAnsi="Arial"/>
+          <w:b/>
+          <w:sz w:val="22"/>
+        </w:rPr>
+      </w:pPr>
+    </w:p>
+    <w:p>
+      <w:pPr>
+        <w:rPr>
+          <w:rFonts w:ascii="Arial" w:hAnsi="Arial"/>
+          <w:sz w:val="22"/>
+          <w:lang w:val="en-DE"/>
+        </w:rPr>
+      </w:pPr>
+      <w:r>
+        <w:rPr>
+          <w:rFonts w:ascii="Arial" w:hAnsi="Arial"/>
+          <w:b/>
+          <w:sz w:val="22"/>
+          <w:u w:val="single"/>
+        </w:rPr>
+        <w:t>Other Members Present:</w:t>
+      </w:r>
+      <w:r>
+        <w:rPr>
+          <w:rFonts w:ascii="Arial" w:hAnsi="Arial"/>
+          <w:b/>
+          <w:sz w:val="22"/>
+        </w:rPr>
+        <w:tab/>
+      </w:r>
+      <w:proofErr w:type="gramStart"/>
+      <w:r>
+        <w:rPr>
+          <w:rFonts w:ascii="Arial" w:hAnsi="Arial"/>
+          <w:b/>
+          <w:sz w:val="22"/>
+          <w:lang w:val="en-DE"/>
+        </w:rPr>
+        <w:t>1.</w:t>
+      </w:r>
+      <w:r>
+        <w:rPr>
+          <w:rFonts w:ascii="Arial" w:hAnsi="Arial"/>
+          <w:sz w:val="22"/>
+          <w:lang w:val="en-DE"/>
+        </w:rPr>
+        <w:t>Desard</w:t>
+      </w:r>
+      <w:proofErr w:type="gramEnd"/>
+      <w:r>
+        <w:rPr>
+          <w:rFonts w:ascii="Arial" w:hAnsi="Arial"/>
+          <w:sz w:val="22"/>
+          <w:lang w:val="en-DE"/>
+        </w:rPr>
+        <w:t xml:space="preserve"> </w:t>
+      </w:r>
+      <w:proofErr w:type="spellStart"/>
+      <w:r>
+        <w:rPr>
+          <w:rFonts w:ascii="Arial" w:hAnsi="Arial"/>
+          <w:sz w:val="22"/>
+          <w:lang w:val="en-DE"/>
+        </w:rPr>
+        <w:t>Lybeshari</w:t>
+      </w:r>
+      <w:proofErr w:type="spellEnd"/>
+      <w:r>
+        <w:rPr>
+          <w:rFonts w:ascii="Arial" w:hAnsi="Arial"/>
+          <w:sz w:val="22"/>
+          <w:lang w:val="en-DE"/>
+        </w:rPr>
+        <w:t xml:space="preserve">  </w:t>
+      </w:r>
+      <w:r>
+        <w:rPr>
+          <w:rFonts w:ascii="Arial" w:hAnsi="Arial"/>
+          <w:b/>
+          <w:sz w:val="22"/>
+          <w:lang w:val="en-DE"/>
+        </w:rPr>
+        <w:t>2.</w:t>
+      </w:r>
+      <w:r>
+        <w:rPr>
+          <w:rFonts w:ascii="Arial" w:hAnsi="Arial"/>
+          <w:sz w:val="22"/>
+          <w:lang w:val="en-DE"/>
+        </w:rPr>
+        <w:t xml:space="preserve">Ledio </w:t>
+      </w:r>
+      <w:proofErr w:type="spellStart"/>
+      <w:r>
+        <w:rPr>
+          <w:rFonts w:ascii="Arial" w:hAnsi="Arial"/>
+          <w:sz w:val="22"/>
+          <w:lang w:val="en-DE"/>
+        </w:rPr>
+        <w:t>Tafciu</w:t>
+      </w:r>
+      <w:proofErr w:type="spellEnd"/>
+      <w:r>
+        <w:rPr>
+          <w:rFonts w:ascii="Arial" w:hAnsi="Arial"/>
+          <w:sz w:val="22"/>
+          <w:lang w:val="en-DE"/>
+        </w:rPr>
+        <w:t xml:space="preserve">     </w:t>
+      </w:r>
+      <w:r>
+        <w:rPr>
+          <w:rFonts w:ascii="Arial" w:hAnsi="Arial"/>
+          <w:b/>
+          <w:sz w:val="22"/>
+          <w:lang w:val="en-DE"/>
+        </w:rPr>
+        <w:t>3.</w:t>
+      </w:r>
+      <w:r>
+        <w:rPr>
+          <w:rFonts w:ascii="Arial" w:hAnsi="Arial"/>
+          <w:sz w:val="22"/>
+          <w:lang w:val="en-DE"/>
+        </w:rPr>
+        <w:t>Matias Bali</w:t>
+      </w:r>
+    </w:p>
+    <w:p>
+      <w:pPr>
+        <w:rPr>
+          <w:rFonts w:ascii="Arial" w:hAnsi="Arial"/>
+          <w:sz w:val="22"/>
+          <w:lang w:val="en-DE"/>
+        </w:rPr>
+      </w:pPr>
+    </w:p>
+    <w:p>
+      <w:pPr>
+        <w:rPr>
+          <w:rFonts w:ascii="Arial" w:hAnsi="Arial"/>
+          <w:sz w:val="22"/>
+          <w:lang w:val="en-DE"/>
+        </w:rPr>
+      </w:pPr>
+      <w:r>
+        <w:rPr>
+          <w:rFonts w:ascii="Arial" w:hAnsi="Arial"/>
+          <w:sz w:val="22"/>
+          <w:lang w:val="en-DE"/>
+        </w:rPr>
+        <w:t xml:space="preserve">                                               </w:t>
+      </w:r>
+      <w:r>
+        <w:rPr>
+          <w:rFonts w:ascii="Arial" w:hAnsi="Arial"/>
+          <w:b/>
+          <w:sz w:val="22"/>
+          <w:lang w:val="en-DE"/>
+        </w:rPr>
+        <w:t>4.</w:t>
+      </w:r>
+      <w:r>
+        <w:rPr>
+          <w:rFonts w:ascii="Arial" w:hAnsi="Arial"/>
+          <w:sz w:val="22"/>
+          <w:lang w:val="en-DE"/>
+        </w:rPr>
+        <w:t xml:space="preserve">Ornelt </w:t>
+      </w:r>
+      <w:proofErr w:type="spellStart"/>
+      <w:r>
+        <w:rPr>
+          <w:rFonts w:ascii="Arial" w:hAnsi="Arial"/>
+          <w:sz w:val="22"/>
+          <w:lang w:val="en-DE"/>
+        </w:rPr>
+        <w:t>Lemellari</w:t>
+      </w:r>
+      <w:proofErr w:type="spellEnd"/>
+      <w:r>
+        <w:rPr>
+          <w:rFonts w:ascii="Arial" w:hAnsi="Arial"/>
+          <w:sz w:val="22"/>
+          <w:lang w:val="en-DE"/>
+        </w:rPr>
+        <w:t xml:space="preserve"> </w:t>
+      </w:r>
+      <w:r>
+        <w:rPr>
+          <w:rFonts w:ascii="Arial" w:hAnsi="Arial"/>
+          <w:sz w:val="22"/>
+          <w:lang w:val="en-DE"/>
+        </w:rPr>
+        <w:t xml:space="preserve"> </w:t>
+      </w:r>
+      <w:r>
+        <w:rPr>
+          <w:rFonts w:ascii="Arial" w:hAnsi="Arial"/>
+          <w:sz w:val="22"/>
+          <w:lang w:val="en-DE"/>
+        </w:rPr>
+        <w:t xml:space="preserve">   </w:t>
+      </w:r>
+      <w:r>
+        <w:rPr>
+          <w:rFonts w:ascii="Arial" w:hAnsi="Arial"/>
+          <w:b/>
+          <w:sz w:val="22"/>
+          <w:lang w:val="en-DE"/>
+        </w:rPr>
+        <w:t>5.</w:t>
+      </w:r>
+      <w:r>
+        <w:rPr>
+          <w:rFonts w:ascii="Arial" w:hAnsi="Arial"/>
+          <w:sz w:val="22"/>
+          <w:lang w:val="en-DE"/>
+        </w:rPr>
+        <w:t xml:space="preserve">Anisa </w:t>
+      </w:r>
+      <w:proofErr w:type="spellStart"/>
+      <w:r>
+        <w:rPr>
+          <w:rFonts w:ascii="Arial" w:hAnsi="Arial"/>
+          <w:sz w:val="22"/>
+          <w:lang w:val="en-DE"/>
+        </w:rPr>
+        <w:t>Domi</w:t>
+      </w:r>
+      <w:proofErr w:type="spellEnd"/>
+    </w:p>
+    <w:p>
+      <w:pPr>
+        <w:ind w:left="2160" w:firstLine="720"/>
+        <w:rPr>
+          <w:rFonts w:ascii="Arial" w:hAnsi="Arial"/>
+          <w:sz w:val="22"/>
+        </w:rPr>
+      </w:pPr>
+    </w:p>
+    <w:p>
+      <w:pPr>
+        <w:rPr>
+          <w:rFonts w:ascii="Arial" w:hAnsi="Arial"/>
+          <w:b/>
+          <w:sz w:val="22"/>
+        </w:rPr>
+      </w:pPr>
+    </w:p>
+    <w:p>
+      <w:pPr>
+        <w:rPr>
+          <w:rFonts w:ascii="Arial" w:hAnsi="Arial"/>
+          <w:sz w:val="22"/>
+          <w:u w:val="single"/>
+          <w:lang w:val="en-DE"/>
+        </w:rPr>
+      </w:pPr>
+      <w:r>
+        <w:rPr>
+          <w:rFonts w:ascii="Arial" w:hAnsi="Arial"/>
+          <w:b/>
+          <w:sz w:val="22"/>
+          <w:u w:val="single"/>
+        </w:rPr>
+        <w:t>Members Absent:</w:t>
+      </w:r>
+      <w:r>
+        <w:rPr>
+          <w:rFonts w:ascii="Arial" w:hAnsi="Arial"/>
+          <w:b/>
+          <w:sz w:val="22"/>
+          <w:lang w:val="en-DE"/>
+        </w:rPr>
+        <w:t xml:space="preserve"> </w:t>
+      </w:r>
+      <w:r>
+        <w:rPr>
+          <w:rFonts w:ascii="Arial" w:hAnsi="Arial"/>
+          <w:sz w:val="22"/>
+          <w:lang w:val="en-DE"/>
+        </w:rPr>
+        <w:t>No members were absent</w:t>
+      </w:r>
+      <w:r>
+        <w:rPr>
+          <w:rFonts w:ascii="Arial" w:hAnsi="Arial"/>
+          <w:sz w:val="22"/>
+          <w:lang w:val="en-DE"/>
+        </w:rPr>
+        <w:t>.</w:t>
+      </w:r>
+    </w:p>
+    <w:p>
+      <w:pPr>
+        <w:rPr>
+          <w:rFonts w:ascii="Arial" w:hAnsi="Arial"/>
+          <w:b/>
+          <w:sz w:val="22"/>
+        </w:rPr>
+      </w:pPr>
+    </w:p>
+    <w:p>
+      <w:pPr>
+        <w:rPr>
+          <w:rFonts w:ascii="Arial" w:hAnsi="Arial"/>
+          <w:b/>
+          <w:sz w:val="22"/>
+        </w:rPr>
+      </w:pPr>
+    </w:p>
+    <w:p>
+      <w:pPr>
+        <w:rPr>
+          <w:rFonts w:ascii="Arial" w:hAnsi="Arial"/>
+          <w:sz w:val="22"/>
+          <w:lang w:val="en-DE"/>
+        </w:rPr>
+      </w:pPr>
+      <w:r>
+        <w:rPr>
+          <w:rFonts w:ascii="Arial" w:hAnsi="Arial"/>
+          <w:b/>
+          <w:sz w:val="22"/>
+          <w:u w:val="single"/>
+        </w:rPr>
+        <w:t>Topics Discussed:</w:t>
+      </w:r>
+      <w:r>
+        <w:rPr>
+          <w:rFonts w:ascii="Arial" w:hAnsi="Arial"/>
+          <w:sz w:val="22"/>
+          <w:lang w:val="en-DE"/>
+        </w:rPr>
+        <w:t xml:space="preserve"> </w:t>
+      </w:r>
+    </w:p>
+    <w:p>
+      <w:pPr>
+        <w:rPr>
+          <w:rFonts w:ascii="Arial" w:hAnsi="Arial"/>
+          <w:b/>
+          <w:sz w:val="22"/>
+          <w:lang w:val="en-DE"/>
+        </w:rPr>
+      </w:pPr>
+    </w:p>
+    <w:p>
+      <w:pPr>
+        <w:rPr>
+          <w:rFonts w:ascii="Arial" w:hAnsi="Arial"/>
+          <w:sz w:val="22"/>
+          <w:lang w:val="en-DE"/>
+        </w:rPr>
+      </w:pPr>
+      <w:r>
+        <w:rPr>
+          <w:rFonts w:ascii="Arial" w:hAnsi="Arial"/>
+          <w:b/>
+          <w:sz w:val="22"/>
+          <w:lang w:val="en-DE"/>
+        </w:rPr>
+        <w:t>1)</w:t>
+      </w:r>
+      <w:r>
+        <w:rPr>
+          <w:rFonts w:ascii="Arial" w:hAnsi="Arial"/>
+          <w:sz w:val="22"/>
+          <w:lang w:val="en-DE"/>
+        </w:rPr>
+        <w:t xml:space="preserve">Improving last week’s </w:t>
+      </w:r>
+      <w:r>
+        <w:rPr>
+          <w:rFonts w:ascii="Arial" w:hAnsi="Arial"/>
+          <w:sz w:val="22"/>
+          <w:lang w:val="en-DE"/>
+        </w:rPr>
+        <w:t>work by implementing the suggested improvements made by the lecturer the week before</w:t>
+      </w:r>
+    </w:p>
+    <w:p>
+      <w:pPr>
+        <w:rPr>
+          <w:rFonts w:ascii="Arial" w:hAnsi="Arial"/>
+          <w:b/>
+          <w:sz w:val="22"/>
+          <w:lang w:val="en-DE"/>
+        </w:rPr>
+      </w:pPr>
+    </w:p>
+    <w:p>
+      <w:pPr>
+        <w:rPr>
+          <w:rFonts w:ascii="Arial" w:hAnsi="Arial"/>
+          <w:sz w:val="22"/>
+          <w:lang w:val="en-DE"/>
+        </w:rPr>
+      </w:pPr>
+      <w:r>
+        <w:rPr>
+          <w:rFonts w:ascii="Arial" w:hAnsi="Arial"/>
+          <w:b/>
+          <w:sz w:val="22"/>
+          <w:lang w:val="en-DE"/>
+        </w:rPr>
+        <w:t xml:space="preserve">2) </w:t>
+      </w:r>
+      <w:r>
+        <w:rPr>
+          <w:rFonts w:ascii="Arial" w:hAnsi="Arial"/>
+          <w:sz w:val="22"/>
+          <w:lang w:val="en-DE"/>
+        </w:rPr>
+        <w:t xml:space="preserve">Discussed about </w:t>
+      </w:r>
+      <w:r>
+        <w:rPr>
+          <w:rFonts w:ascii="Arial" w:hAnsi="Arial"/>
+          <w:sz w:val="22"/>
+          <w:lang w:val="en-DE"/>
+        </w:rPr>
+        <w:t>the</w:t>
+      </w:r>
+      <w:r>
+        <w:rPr>
+          <w:rFonts w:ascii="Arial" w:hAnsi="Arial"/>
+          <w:sz w:val="22"/>
+          <w:lang w:val="en-DE"/>
+        </w:rPr>
+        <w:t xml:space="preserve"> </w:t>
+      </w:r>
+      <w:r>
+        <w:rPr>
+          <w:rFonts w:ascii="Arial" w:hAnsi="Arial"/>
+          <w:sz w:val="22"/>
+          <w:lang w:val="en-DE"/>
+        </w:rPr>
+        <w:t>U</w:t>
+      </w:r>
+      <w:r>
+        <w:rPr>
+          <w:rFonts w:ascii="Arial" w:hAnsi="Arial"/>
+          <w:sz w:val="22"/>
+          <w:lang w:val="en-DE"/>
+        </w:rPr>
+        <w:t xml:space="preserve">se </w:t>
+      </w:r>
+      <w:r>
+        <w:rPr>
+          <w:rFonts w:ascii="Arial" w:hAnsi="Arial"/>
+          <w:sz w:val="22"/>
+          <w:lang w:val="en-DE"/>
+        </w:rPr>
+        <w:t>C</w:t>
+      </w:r>
+      <w:r>
+        <w:rPr>
+          <w:rFonts w:ascii="Arial" w:hAnsi="Arial"/>
+          <w:sz w:val="22"/>
+          <w:lang w:val="en-DE"/>
+        </w:rPr>
+        <w:t xml:space="preserve">ase </w:t>
+      </w:r>
+      <w:r>
+        <w:rPr>
+          <w:rFonts w:ascii="Arial" w:hAnsi="Arial"/>
+          <w:sz w:val="22"/>
+          <w:lang w:val="en-DE"/>
+        </w:rPr>
+        <w:t>D</w:t>
+      </w:r>
+      <w:r>
+        <w:rPr>
+          <w:rFonts w:ascii="Arial" w:hAnsi="Arial"/>
+          <w:sz w:val="22"/>
+          <w:lang w:val="en-DE"/>
+        </w:rPr>
+        <w:t xml:space="preserve">iagram for the whole software </w:t>
+      </w:r>
+    </w:p>
+    <w:p>
+      <w:pPr>
+        <w:rPr>
+          <w:rFonts w:ascii="Arial" w:hAnsi="Arial"/>
+          <w:sz w:val="22"/>
+          <w:lang w:val="en-DE"/>
+        </w:rPr>
+      </w:pPr>
+    </w:p>
+    <w:p>
+      <w:pPr>
+        <w:rPr>
+          <w:rFonts w:ascii="Arial" w:hAnsi="Arial"/>
+          <w:sz w:val="22"/>
+          <w:lang w:val="en-DE"/>
+        </w:rPr>
+      </w:pPr>
+      <w:r>
+        <w:rPr>
+          <w:rFonts w:ascii="Arial" w:hAnsi="Arial"/>
+          <w:b/>
+          <w:sz w:val="22"/>
+          <w:lang w:val="en-DE"/>
+        </w:rPr>
+        <w:t xml:space="preserve">3) </w:t>
+      </w:r>
+      <w:r>
+        <w:rPr>
+          <w:rFonts w:ascii="Arial" w:hAnsi="Arial"/>
+          <w:sz w:val="22"/>
+          <w:lang w:val="en-DE"/>
+        </w:rPr>
+        <w:t xml:space="preserve">Building a Use Case </w:t>
+      </w:r>
+      <w:r>
+        <w:rPr>
+          <w:rFonts w:ascii="Arial" w:hAnsi="Arial"/>
+          <w:sz w:val="22"/>
+          <w:lang w:val="en-DE"/>
+        </w:rPr>
+        <w:t xml:space="preserve">Table </w:t>
+      </w:r>
+      <w:r>
+        <w:rPr>
+          <w:rFonts w:ascii="Arial" w:hAnsi="Arial"/>
+          <w:sz w:val="22"/>
+          <w:lang w:val="en-DE"/>
+        </w:rPr>
+        <w:t>for each functional requirement.</w:t>
+      </w:r>
+    </w:p>
+    <w:p>
+      <w:pPr>
+        <w:rPr>
+          <w:rFonts w:ascii="Arial" w:hAnsi="Arial"/>
+          <w:b/>
+          <w:sz w:val="22"/>
+        </w:rPr>
+      </w:pPr>
+    </w:p>
+    <w:p>
+      <w:pPr>
+        <w:rPr>
+          <w:rFonts w:ascii="Arial" w:hAnsi="Arial"/>
+          <w:b/>
+          <w:sz w:val="22"/>
+        </w:rPr>
+      </w:pPr>
+    </w:p>
+    <w:p>
+      <w:pPr>
+        <w:rPr>
+          <w:rFonts w:ascii="Arial" w:hAnsi="Arial"/>
+          <w:b/>
+          <w:sz w:val="22"/>
+          <w:u w:val="single"/>
+        </w:rPr>
+      </w:pPr>
+      <w:r>
+        <w:rPr>
+          <w:rFonts w:ascii="Arial" w:hAnsi="Arial"/>
+          <w:b/>
+          <w:sz w:val="22"/>
+          <w:u w:val="single"/>
+        </w:rPr>
+        <w:t>Decisions Made:</w:t>
+      </w:r>
+    </w:p>
+    <w:p>
+      <w:pPr>
+        <w:rPr>
+          <w:rFonts w:ascii="Arial" w:hAnsi="Arial"/>
+          <w:b/>
+          <w:sz w:val="22"/>
+          <w:u w:val="single"/>
+        </w:rPr>
+      </w:pPr>
+    </w:p>
+    <w:p>
+      <w:pPr>
+        <w:rPr>
+          <w:rFonts w:ascii="Arial" w:hAnsi="Arial"/>
+          <w:b/>
+          <w:sz w:val="22"/>
+          <w:lang w:val="en-DE"/>
+        </w:rPr>
+      </w:pPr>
+      <w:r>
+        <w:rPr>
+          <w:rFonts w:ascii="Arial" w:hAnsi="Arial"/>
+          <w:sz w:val="22"/>
+          <w:lang w:val="en-DE"/>
+        </w:rPr>
+        <w:t xml:space="preserve">After discussing for a long </w:t>
+      </w:r>
+      <w:proofErr w:type="gramStart"/>
+      <w:r>
+        <w:rPr>
+          <w:rFonts w:ascii="Arial" w:hAnsi="Arial"/>
+          <w:sz w:val="22"/>
+          <w:lang w:val="en-DE"/>
+        </w:rPr>
+        <w:t>time</w:t>
+      </w:r>
+      <w:proofErr w:type="gramEnd"/>
+      <w:r>
+        <w:rPr>
+          <w:rFonts w:ascii="Arial" w:hAnsi="Arial"/>
+          <w:sz w:val="22"/>
+          <w:lang w:val="en-DE"/>
+        </w:rPr>
+        <w:t xml:space="preserve"> we came to the conclusion about the use case diagrams we will build which will be written according to the table format that was given during the lecture. And the next thing to do was to divide the group into small groups in order to complete the week’s tasks.</w:t>
+      </w:r>
+    </w:p>
+    <w:p>
+      <w:pPr>
+        <w:rPr>
+          <w:rFonts w:ascii="Arial" w:hAnsi="Arial"/>
+          <w:b/>
+          <w:sz w:val="22"/>
+          <w:u w:val="single"/>
+        </w:rPr>
+      </w:pPr>
+    </w:p>
+    <w:p>
+      <w:pPr>
+        <w:rPr>
+          <w:rFonts w:ascii="Arial" w:hAnsi="Arial"/>
+          <w:b/>
+          <w:sz w:val="22"/>
+          <w:u w:val="single"/>
+        </w:rPr>
+      </w:pPr>
+    </w:p>
+    <w:p>
+      <w:pPr>
+        <w:rPr>
+          <w:rFonts w:ascii="Arial" w:hAnsi="Arial"/>
+          <w:b/>
+          <w:sz w:val="22"/>
+          <w:u w:val="single"/>
+        </w:rPr>
+      </w:pPr>
+    </w:p>
+    <w:p>
+      <w:pPr>
+        <w:rPr>
+          <w:rFonts w:ascii="Arial" w:hAnsi="Arial"/>
+          <w:b/>
+          <w:sz w:val="22"/>
+          <w:u w:val="single"/>
+        </w:rPr>
+      </w:pPr>
+    </w:p>
+    <w:p>
+      <w:pPr>
+        <w:rPr>
+          <w:rFonts w:ascii="Arial" w:hAnsi="Arial"/>
+          <w:b/>
+          <w:sz w:val="22"/>
+          <w:u w:val="single"/>
+        </w:rPr>
+      </w:pPr>
+    </w:p>
+    <w:p>
+      <w:pPr>
+        <w:rPr>
+          <w:rFonts w:ascii="Arial" w:hAnsi="Arial"/>
+          <w:b/>
+          <w:sz w:val="22"/>
+          <w:u w:val="single"/>
+        </w:rPr>
+      </w:pPr>
+    </w:p>
+    <w:p>
+      <w:pPr>
+        <w:rPr>
+          <w:rFonts w:ascii="Arial" w:hAnsi="Arial"/>
+          <w:b/>
+          <w:sz w:val="22"/>
+          <w:u w:val="single"/>
+        </w:rPr>
+      </w:pPr>
       <w:bookmarkStart w:id="0" w:name="_GoBack"/>
       <w:bookmarkEnd w:id="0"/>
-    </w:p>
-    <w:p>
-      <w:pPr>
-        <w:rPr>
-          <w:rFonts w:ascii="Arial" w:hAnsi="Arial"/>
-          <w:b/>
-          <w:sz w:val="22"/>
-          <w:lang w:val="en-DE"/>
-        </w:rPr>
-      </w:pPr>
-      <w:r>
-        <w:rPr>
-          <w:rFonts w:ascii="Arial" w:hAnsi="Arial"/>
-          <w:b/>
-          <w:sz w:val="22"/>
-          <w:u w:val="single"/>
-        </w:rPr>
-        <w:t>Date of Meeting:</w:t>
-      </w:r>
-      <w:r>
-        <w:rPr>
-          <w:rFonts w:ascii="Arial" w:hAnsi="Arial"/>
-          <w:sz w:val="22"/>
-          <w:lang w:val="en-DE"/>
-        </w:rPr>
-        <w:t>1</w:t>
-      </w:r>
-      <w:r>
-        <w:rPr>
-          <w:rFonts w:ascii="Arial" w:hAnsi="Arial"/>
-          <w:sz w:val="22"/>
-          <w:lang w:val="en-DE"/>
-        </w:rPr>
-        <w:t>9</w:t>
-      </w:r>
-      <w:r>
-        <w:rPr>
-          <w:rFonts w:ascii="Arial" w:hAnsi="Arial"/>
-          <w:sz w:val="22"/>
-          <w:lang w:val="en-DE"/>
-        </w:rPr>
-        <w:t>/03/2026</w:t>
-      </w:r>
-    </w:p>
-    <w:p>
-      <w:pPr>
-        <w:rPr>
-          <w:rFonts w:ascii="Arial" w:hAnsi="Arial"/>
-          <w:b/>
-          <w:sz w:val="22"/>
-        </w:rPr>
-      </w:pPr>
-    </w:p>
-    <w:p>
-      <w:pPr>
-        <w:rPr>
-          <w:rFonts w:ascii="Arial" w:hAnsi="Arial"/>
-          <w:sz w:val="22"/>
-        </w:rPr>
-      </w:pPr>
-      <w:r>
-        <w:rPr>
-          <w:rFonts w:ascii="Arial" w:hAnsi="Arial"/>
-          <w:b/>
-          <w:sz w:val="22"/>
-          <w:u w:val="single"/>
-        </w:rPr>
-        <w:t>Start Time:</w:t>
-      </w:r>
-      <w:r>
-        <w:rPr>
-          <w:rFonts w:ascii="Arial" w:hAnsi="Arial"/>
-          <w:b/>
-          <w:sz w:val="22"/>
-          <w:lang w:val="en-DE"/>
-        </w:rPr>
-        <w:t xml:space="preserve"> </w:t>
-      </w:r>
-      <w:r>
-        <w:rPr>
-          <w:rFonts w:ascii="Arial" w:hAnsi="Arial"/>
-          <w:sz w:val="22"/>
-          <w:lang w:val="en-DE"/>
-        </w:rPr>
-        <w:t>1</w:t>
-      </w:r>
-      <w:r>
-        <w:rPr>
-          <w:rFonts w:ascii="Arial" w:hAnsi="Arial"/>
-          <w:sz w:val="22"/>
-          <w:lang w:val="en-DE"/>
-        </w:rPr>
-        <w:t>0</w:t>
-      </w:r>
-      <w:r>
-        <w:rPr>
-          <w:rFonts w:ascii="Arial" w:hAnsi="Arial"/>
-          <w:sz w:val="22"/>
-          <w:lang w:val="en-DE"/>
-        </w:rPr>
-        <w:t>:</w:t>
-      </w:r>
-      <w:r>
-        <w:rPr>
-          <w:rFonts w:ascii="Arial" w:hAnsi="Arial"/>
-          <w:sz w:val="22"/>
-          <w:lang w:val="en-DE"/>
-        </w:rPr>
-        <w:t>3</w:t>
-      </w:r>
-      <w:r>
-        <w:rPr>
-          <w:rFonts w:ascii="Arial" w:hAnsi="Arial"/>
-          <w:sz w:val="22"/>
-          <w:lang w:val="en-DE"/>
-        </w:rPr>
-        <w:t>0</w:t>
-      </w:r>
-      <w:r>
-        <w:rPr>
-          <w:rFonts w:ascii="Arial" w:hAnsi="Arial"/>
-          <w:sz w:val="22"/>
-        </w:rPr>
-        <w:t xml:space="preserve"> </w:t>
-      </w:r>
-    </w:p>
-    <w:p>
-      <w:pPr>
-        <w:rPr>
-          <w:rFonts w:ascii="Arial" w:hAnsi="Arial"/>
-          <w:sz w:val="22"/>
-        </w:rPr>
-      </w:pPr>
-    </w:p>
-    <w:p>
-      <w:pPr>
-        <w:rPr>
-          <w:rFonts w:ascii="Arial" w:hAnsi="Arial"/>
-          <w:b/>
-          <w:sz w:val="22"/>
-        </w:rPr>
-      </w:pPr>
-      <w:r>
-        <w:rPr>
-          <w:rFonts w:ascii="Arial" w:hAnsi="Arial"/>
-          <w:b/>
-          <w:sz w:val="22"/>
-          <w:u w:val="single"/>
-        </w:rPr>
-        <w:t>End Time:</w:t>
-      </w:r>
-      <w:r>
-        <w:rPr>
-          <w:rFonts w:ascii="Arial" w:hAnsi="Arial"/>
-          <w:b/>
-          <w:sz w:val="22"/>
-          <w:lang w:val="en-DE"/>
-        </w:rPr>
-        <w:t xml:space="preserve"> </w:t>
-      </w:r>
-      <w:r>
-        <w:rPr>
-          <w:rFonts w:ascii="Arial" w:hAnsi="Arial"/>
-          <w:sz w:val="22"/>
-          <w:lang w:val="en-DE"/>
-        </w:rPr>
-        <w:t>1</w:t>
-      </w:r>
-      <w:r>
-        <w:rPr>
-          <w:rFonts w:ascii="Arial" w:hAnsi="Arial"/>
-          <w:sz w:val="22"/>
-          <w:lang w:val="en-DE"/>
-        </w:rPr>
-        <w:t>1</w:t>
-      </w:r>
-      <w:r>
-        <w:rPr>
-          <w:rFonts w:ascii="Arial" w:hAnsi="Arial"/>
-          <w:sz w:val="22"/>
-          <w:lang w:val="en-DE"/>
-        </w:rPr>
-        <w:t>:45</w:t>
-      </w:r>
-      <w:r>
-        <w:rPr>
-          <w:rFonts w:ascii="Arial" w:hAnsi="Arial"/>
-          <w:b/>
-          <w:sz w:val="22"/>
-        </w:rPr>
-        <w:t xml:space="preserve">   </w:t>
-      </w:r>
-    </w:p>
-    <w:p>
-      <w:pPr>
-        <w:rPr>
-          <w:rFonts w:ascii="Arial" w:hAnsi="Arial"/>
-          <w:b/>
-          <w:sz w:val="22"/>
-        </w:rPr>
-      </w:pPr>
-    </w:p>
-    <w:p>
-      <w:pPr>
-        <w:rPr>
-          <w:rFonts w:ascii="Arial" w:hAnsi="Arial"/>
-          <w:b/>
-          <w:sz w:val="22"/>
-          <w:lang w:val="en-DE"/>
-        </w:rPr>
-      </w:pPr>
-      <w:r>
-        <w:rPr>
-          <w:rFonts w:ascii="Arial" w:hAnsi="Arial"/>
-          <w:b/>
-          <w:sz w:val="22"/>
-          <w:u w:val="single"/>
-        </w:rPr>
-        <w:t>Meeting Location</w:t>
-      </w:r>
-      <w:r>
-        <w:rPr>
-          <w:rFonts w:ascii="Arial" w:hAnsi="Arial"/>
-          <w:b/>
-          <w:sz w:val="22"/>
-        </w:rPr>
-        <w:t>:</w:t>
-      </w:r>
-      <w:r>
-        <w:rPr>
-          <w:rFonts w:ascii="Arial" w:hAnsi="Arial"/>
-          <w:b/>
-          <w:sz w:val="22"/>
-          <w:lang w:val="en-DE"/>
-        </w:rPr>
-        <w:t xml:space="preserve"> </w:t>
-      </w:r>
-      <w:proofErr w:type="spellStart"/>
-      <w:r>
-        <w:rPr>
-          <w:rFonts w:ascii="Arial" w:hAnsi="Arial"/>
-          <w:sz w:val="22"/>
-          <w:lang w:val="en-DE"/>
-        </w:rPr>
-        <w:t>Epoka</w:t>
-      </w:r>
-      <w:proofErr w:type="spellEnd"/>
-      <w:r>
-        <w:rPr>
-          <w:rFonts w:ascii="Arial" w:hAnsi="Arial"/>
-          <w:sz w:val="22"/>
-          <w:lang w:val="en-DE"/>
-        </w:rPr>
-        <w:t xml:space="preserve"> University </w:t>
-      </w:r>
-    </w:p>
-    <w:p>
-      <w:pPr>
-        <w:rPr>
-          <w:rFonts w:ascii="Arial" w:hAnsi="Arial"/>
-          <w:b/>
-          <w:sz w:val="22"/>
-        </w:rPr>
-      </w:pPr>
-    </w:p>
-    <w:p>
-      <w:pPr>
-        <w:rPr>
-          <w:rFonts w:ascii="Arial" w:hAnsi="Arial"/>
-          <w:sz w:val="22"/>
-          <w:lang w:val="en-DE"/>
-        </w:rPr>
-      </w:pPr>
-      <w:r>
-        <w:rPr>
-          <w:rFonts w:ascii="Arial" w:hAnsi="Arial"/>
-          <w:b/>
-          <w:sz w:val="22"/>
-          <w:u w:val="single"/>
-        </w:rPr>
-        <w:t>Moderator</w:t>
-      </w:r>
-      <w:r>
-        <w:rPr>
-          <w:rFonts w:ascii="Arial" w:hAnsi="Arial"/>
-          <w:b/>
-          <w:sz w:val="22"/>
-          <w:u w:val="single"/>
-          <w:lang w:val="en-DE"/>
-        </w:rPr>
-        <w:t>:</w:t>
-      </w:r>
-      <w:r>
-        <w:rPr>
-          <w:rFonts w:ascii="Arial" w:hAnsi="Arial"/>
-          <w:b/>
-          <w:sz w:val="22"/>
-          <w:lang w:val="en-DE"/>
-        </w:rPr>
-        <w:t xml:space="preserve"> </w:t>
-      </w:r>
-      <w:r>
-        <w:rPr>
-          <w:rFonts w:ascii="Arial" w:hAnsi="Arial"/>
-          <w:sz w:val="22"/>
-          <w:lang w:val="en-DE"/>
-        </w:rPr>
-        <w:t xml:space="preserve">Kevin </w:t>
-      </w:r>
-      <w:proofErr w:type="spellStart"/>
-      <w:r>
-        <w:rPr>
-          <w:rFonts w:ascii="Arial" w:hAnsi="Arial"/>
-          <w:sz w:val="22"/>
-          <w:lang w:val="en-DE"/>
-        </w:rPr>
-        <w:t>Muho</w:t>
-      </w:r>
-      <w:proofErr w:type="spellEnd"/>
-      <w:r>
-        <w:rPr>
-          <w:rFonts w:ascii="Arial" w:hAnsi="Arial"/>
-          <w:b/>
-          <w:sz w:val="22"/>
-        </w:rPr>
-        <w:tab/>
-      </w:r>
-    </w:p>
-    <w:p>
-      <w:pPr>
-        <w:rPr>
-          <w:rFonts w:ascii="Arial" w:hAnsi="Arial"/>
-          <w:b/>
-          <w:sz w:val="22"/>
-        </w:rPr>
-      </w:pPr>
-    </w:p>
-    <w:p>
-      <w:pPr>
-        <w:rPr>
-          <w:rFonts w:ascii="Arial" w:hAnsi="Arial"/>
-          <w:b/>
-          <w:sz w:val="22"/>
-          <w:u w:val="single"/>
-          <w:lang w:val="en-DE"/>
-        </w:rPr>
-      </w:pPr>
-      <w:r>
-        <w:rPr>
-          <w:rFonts w:ascii="Arial" w:hAnsi="Arial"/>
-          <w:b/>
-          <w:sz w:val="22"/>
-          <w:u w:val="single"/>
-        </w:rPr>
-        <w:t>Recorder:</w:t>
-      </w:r>
-      <w:r>
-        <w:rPr>
-          <w:rFonts w:ascii="Arial" w:hAnsi="Arial"/>
-          <w:b/>
-          <w:sz w:val="22"/>
-          <w:lang w:val="en-DE"/>
-        </w:rPr>
-        <w:t xml:space="preserve"> </w:t>
-      </w:r>
-      <w:proofErr w:type="spellStart"/>
-      <w:r>
-        <w:rPr>
-          <w:rFonts w:ascii="Arial" w:hAnsi="Arial"/>
-          <w:sz w:val="22"/>
-          <w:lang w:val="en-DE"/>
-        </w:rPr>
-        <w:t>Haidi</w:t>
-      </w:r>
-      <w:proofErr w:type="spellEnd"/>
-      <w:r>
-        <w:rPr>
-          <w:rFonts w:ascii="Arial" w:hAnsi="Arial"/>
-          <w:sz w:val="22"/>
-          <w:lang w:val="en-DE"/>
-        </w:rPr>
-        <w:t xml:space="preserve"> Toto</w:t>
-      </w:r>
-    </w:p>
-    <w:p>
-      <w:pPr>
-        <w:rPr>
-          <w:rFonts w:ascii="Arial" w:hAnsi="Arial"/>
-          <w:b/>
-          <w:sz w:val="22"/>
-        </w:rPr>
-      </w:pPr>
-    </w:p>
-    <w:p>
-      <w:pPr>
-        <w:rPr>
-          <w:rFonts w:ascii="Arial" w:hAnsi="Arial"/>
-          <w:sz w:val="22"/>
-          <w:lang w:val="en-DE"/>
-        </w:rPr>
-      </w:pPr>
-      <w:r>
-        <w:rPr>
-          <w:rFonts w:ascii="Arial" w:hAnsi="Arial"/>
-          <w:b/>
-          <w:sz w:val="22"/>
-          <w:u w:val="single"/>
-        </w:rPr>
-        <w:t>Other Members Present:</w:t>
-      </w:r>
-      <w:r>
-        <w:rPr>
-          <w:rFonts w:ascii="Arial" w:hAnsi="Arial"/>
-          <w:b/>
-          <w:sz w:val="22"/>
-        </w:rPr>
-        <w:tab/>
-      </w:r>
-      <w:proofErr w:type="gramStart"/>
-      <w:r>
-        <w:rPr>
-          <w:rFonts w:ascii="Arial" w:hAnsi="Arial"/>
-          <w:b/>
-          <w:sz w:val="22"/>
-          <w:lang w:val="en-DE"/>
-        </w:rPr>
-        <w:t>1.</w:t>
-      </w:r>
-      <w:r>
-        <w:rPr>
-          <w:rFonts w:ascii="Arial" w:hAnsi="Arial"/>
-          <w:sz w:val="22"/>
-          <w:lang w:val="en-DE"/>
-        </w:rPr>
-        <w:t>Desard</w:t>
-      </w:r>
-      <w:proofErr w:type="gramEnd"/>
-      <w:r>
-        <w:rPr>
-          <w:rFonts w:ascii="Arial" w:hAnsi="Arial"/>
-          <w:sz w:val="22"/>
-          <w:lang w:val="en-DE"/>
-        </w:rPr>
-        <w:t xml:space="preserve"> </w:t>
-      </w:r>
-      <w:proofErr w:type="spellStart"/>
-      <w:r>
-        <w:rPr>
-          <w:rFonts w:ascii="Arial" w:hAnsi="Arial"/>
-          <w:sz w:val="22"/>
-          <w:lang w:val="en-DE"/>
-        </w:rPr>
-        <w:t>Lybeshari</w:t>
-      </w:r>
-      <w:proofErr w:type="spellEnd"/>
-      <w:r>
-        <w:rPr>
-          <w:rFonts w:ascii="Arial" w:hAnsi="Arial"/>
-          <w:sz w:val="22"/>
-          <w:lang w:val="en-DE"/>
-        </w:rPr>
-        <w:t xml:space="preserve">  </w:t>
-      </w:r>
-      <w:r>
-        <w:rPr>
-          <w:rFonts w:ascii="Arial" w:hAnsi="Arial"/>
-          <w:b/>
-          <w:sz w:val="22"/>
-          <w:lang w:val="en-DE"/>
-        </w:rPr>
-        <w:t>2.</w:t>
-      </w:r>
-      <w:r>
-        <w:rPr>
-          <w:rFonts w:ascii="Arial" w:hAnsi="Arial"/>
-          <w:sz w:val="22"/>
-          <w:lang w:val="en-DE"/>
-        </w:rPr>
-        <w:t xml:space="preserve">Ledio </w:t>
-      </w:r>
-      <w:proofErr w:type="spellStart"/>
-      <w:r>
-        <w:rPr>
-          <w:rFonts w:ascii="Arial" w:hAnsi="Arial"/>
-          <w:sz w:val="22"/>
-          <w:lang w:val="en-DE"/>
-        </w:rPr>
-        <w:t>Tafciu</w:t>
-      </w:r>
-      <w:proofErr w:type="spellEnd"/>
-      <w:r>
-        <w:rPr>
-          <w:rFonts w:ascii="Arial" w:hAnsi="Arial"/>
-          <w:sz w:val="22"/>
-          <w:lang w:val="en-DE"/>
-        </w:rPr>
-        <w:t xml:space="preserve">     </w:t>
-      </w:r>
-      <w:r>
-        <w:rPr>
-          <w:rFonts w:ascii="Arial" w:hAnsi="Arial"/>
-          <w:b/>
-          <w:sz w:val="22"/>
-          <w:lang w:val="en-DE"/>
-        </w:rPr>
-        <w:t>3.</w:t>
-      </w:r>
-      <w:r>
-        <w:rPr>
-          <w:rFonts w:ascii="Arial" w:hAnsi="Arial"/>
-          <w:sz w:val="22"/>
-          <w:lang w:val="en-DE"/>
-        </w:rPr>
-        <w:t>Matias Bali</w:t>
-      </w:r>
-    </w:p>
-    <w:p>
-      <w:pPr>
-        <w:rPr>
-          <w:rFonts w:ascii="Arial" w:hAnsi="Arial"/>
-          <w:sz w:val="22"/>
-          <w:lang w:val="en-DE"/>
-        </w:rPr>
-      </w:pPr>
-    </w:p>
-    <w:p>
-      <w:pPr>
-        <w:rPr>
-          <w:rFonts w:ascii="Arial" w:hAnsi="Arial"/>
-          <w:sz w:val="22"/>
-          <w:lang w:val="en-DE"/>
-        </w:rPr>
-      </w:pPr>
-      <w:r>
-        <w:rPr>
-          <w:rFonts w:ascii="Arial" w:hAnsi="Arial"/>
-          <w:sz w:val="22"/>
-          <w:lang w:val="en-DE"/>
-        </w:rPr>
-        <w:t xml:space="preserve">                                               </w:t>
-      </w:r>
-      <w:r>
-        <w:rPr>
-          <w:rFonts w:ascii="Arial" w:hAnsi="Arial"/>
-          <w:b/>
-          <w:sz w:val="22"/>
-          <w:lang w:val="en-DE"/>
-        </w:rPr>
-        <w:t>4.</w:t>
-      </w:r>
-      <w:r>
-        <w:rPr>
-          <w:rFonts w:ascii="Arial" w:hAnsi="Arial"/>
-          <w:sz w:val="22"/>
-          <w:lang w:val="en-DE"/>
-        </w:rPr>
-        <w:t xml:space="preserve">Ornelt </w:t>
-      </w:r>
-      <w:proofErr w:type="spellStart"/>
-      <w:r>
-        <w:rPr>
-          <w:rFonts w:ascii="Arial" w:hAnsi="Arial"/>
-          <w:sz w:val="22"/>
-          <w:lang w:val="en-DE"/>
-        </w:rPr>
-        <w:t>Lemellari</w:t>
-      </w:r>
-      <w:proofErr w:type="spellEnd"/>
-      <w:r>
-        <w:rPr>
-          <w:rFonts w:ascii="Arial" w:hAnsi="Arial"/>
-          <w:sz w:val="22"/>
-          <w:lang w:val="en-DE"/>
-        </w:rPr>
-        <w:t xml:space="preserve"> </w:t>
-      </w:r>
-      <w:r>
-        <w:rPr>
-          <w:rFonts w:ascii="Arial" w:hAnsi="Arial"/>
-          <w:sz w:val="22"/>
-          <w:lang w:val="en-DE"/>
-        </w:rPr>
-        <w:t xml:space="preserve"> </w:t>
-      </w:r>
-      <w:r>
-        <w:rPr>
-          <w:rFonts w:ascii="Arial" w:hAnsi="Arial"/>
-          <w:sz w:val="22"/>
-          <w:lang w:val="en-DE"/>
-        </w:rPr>
-        <w:t xml:space="preserve">   </w:t>
-      </w:r>
-      <w:r>
-        <w:rPr>
-          <w:rFonts w:ascii="Arial" w:hAnsi="Arial"/>
-          <w:b/>
-          <w:sz w:val="22"/>
-          <w:lang w:val="en-DE"/>
-        </w:rPr>
-        <w:t>5.</w:t>
-      </w:r>
-      <w:r>
-        <w:rPr>
-          <w:rFonts w:ascii="Arial" w:hAnsi="Arial"/>
-          <w:sz w:val="22"/>
-          <w:lang w:val="en-DE"/>
-        </w:rPr>
-        <w:t xml:space="preserve">Anisa </w:t>
-      </w:r>
-      <w:proofErr w:type="spellStart"/>
-      <w:r>
-        <w:rPr>
-          <w:rFonts w:ascii="Arial" w:hAnsi="Arial"/>
-          <w:sz w:val="22"/>
-          <w:lang w:val="en-DE"/>
-        </w:rPr>
-        <w:t>Domi</w:t>
-      </w:r>
-      <w:proofErr w:type="spellEnd"/>
-    </w:p>
-    <w:p>
-      <w:pPr>
-        <w:ind w:left="2160" w:firstLine="720"/>
-        <w:rPr>
-          <w:rFonts w:ascii="Arial" w:hAnsi="Arial"/>
-          <w:sz w:val="22"/>
-        </w:rPr>
-      </w:pPr>
-    </w:p>
-    <w:p>
-      <w:pPr>
-        <w:rPr>
-          <w:rFonts w:ascii="Arial" w:hAnsi="Arial"/>
-          <w:b/>
-          <w:sz w:val="22"/>
-        </w:rPr>
-      </w:pPr>
-    </w:p>
-    <w:p>
-      <w:pPr>
-        <w:rPr>
-          <w:rFonts w:ascii="Arial" w:hAnsi="Arial"/>
-          <w:sz w:val="22"/>
-          <w:u w:val="single"/>
-          <w:lang w:val="en-DE"/>
-        </w:rPr>
-      </w:pPr>
-      <w:r>
-        <w:rPr>
-          <w:rFonts w:ascii="Arial" w:hAnsi="Arial"/>
-          <w:b/>
-          <w:sz w:val="22"/>
-          <w:u w:val="single"/>
-        </w:rPr>
-        <w:t>Members Absent:</w:t>
-      </w:r>
-      <w:r>
-        <w:rPr>
-          <w:rFonts w:ascii="Arial" w:hAnsi="Arial"/>
-          <w:b/>
-          <w:sz w:val="22"/>
-          <w:lang w:val="en-DE"/>
-        </w:rPr>
-        <w:t xml:space="preserve"> </w:t>
-      </w:r>
-      <w:r>
-        <w:rPr>
-          <w:rFonts w:ascii="Arial" w:hAnsi="Arial"/>
-          <w:sz w:val="22"/>
-          <w:lang w:val="en-DE"/>
-        </w:rPr>
-        <w:t>No members were absent</w:t>
-      </w:r>
-      <w:r>
-        <w:rPr>
-          <w:rFonts w:ascii="Arial" w:hAnsi="Arial"/>
-          <w:sz w:val="22"/>
-          <w:lang w:val="en-DE"/>
-        </w:rPr>
-        <w:t>.</w:t>
-      </w:r>
-    </w:p>
-    <w:p>
-      <w:pPr>
-        <w:rPr>
-          <w:rFonts w:ascii="Arial" w:hAnsi="Arial"/>
-          <w:b/>
-          <w:sz w:val="22"/>
-        </w:rPr>
-      </w:pPr>
-    </w:p>
-    <w:p>
-      <w:pPr>
-        <w:rPr>
-          <w:rFonts w:ascii="Arial" w:hAnsi="Arial"/>
-          <w:b/>
-          <w:sz w:val="22"/>
-        </w:rPr>
-      </w:pPr>
-    </w:p>
-    <w:p>
-      <w:pPr>
-        <w:rPr>
-          <w:rFonts w:ascii="Arial" w:hAnsi="Arial"/>
-          <w:sz w:val="22"/>
-          <w:lang w:val="en-DE"/>
-        </w:rPr>
-      </w:pPr>
-      <w:r>
-        <w:rPr>
-          <w:rFonts w:ascii="Arial" w:hAnsi="Arial"/>
-          <w:b/>
-          <w:sz w:val="22"/>
-          <w:u w:val="single"/>
-        </w:rPr>
-        <w:t>Topics Discussed:</w:t>
-      </w:r>
-      <w:r>
-        <w:rPr>
-          <w:rFonts w:ascii="Arial" w:hAnsi="Arial"/>
-          <w:sz w:val="22"/>
-          <w:lang w:val="en-DE"/>
-        </w:rPr>
-        <w:t xml:space="preserve"> </w:t>
-      </w:r>
-    </w:p>
-    <w:p>
-      <w:pPr>
-        <w:rPr>
-          <w:rFonts w:ascii="Arial" w:hAnsi="Arial"/>
-          <w:b/>
-          <w:sz w:val="22"/>
-          <w:lang w:val="en-DE"/>
-        </w:rPr>
-      </w:pPr>
-    </w:p>
-    <w:p>
-      <w:pPr>
-        <w:rPr>
-          <w:rFonts w:ascii="Arial" w:hAnsi="Arial"/>
-          <w:sz w:val="22"/>
-          <w:lang w:val="en-DE"/>
-        </w:rPr>
-      </w:pPr>
-      <w:r>
-        <w:rPr>
-          <w:rFonts w:ascii="Arial" w:hAnsi="Arial"/>
-          <w:b/>
-          <w:sz w:val="22"/>
-          <w:lang w:val="en-DE"/>
-        </w:rPr>
-        <w:t>1)</w:t>
-      </w:r>
-      <w:r>
-        <w:rPr>
-          <w:rFonts w:ascii="Arial" w:hAnsi="Arial"/>
-          <w:sz w:val="22"/>
-          <w:lang w:val="en-DE"/>
-        </w:rPr>
-        <w:t xml:space="preserve">Improving last week’s </w:t>
-      </w:r>
-      <w:r>
-        <w:rPr>
-          <w:rFonts w:ascii="Arial" w:hAnsi="Arial"/>
-          <w:sz w:val="22"/>
-          <w:lang w:val="en-DE"/>
-        </w:rPr>
-        <w:t>work by implementing the suggested improvements made by the lecturer the week before</w:t>
-      </w:r>
-    </w:p>
-    <w:p>
-      <w:pPr>
-        <w:rPr>
-          <w:rFonts w:ascii="Arial" w:hAnsi="Arial"/>
-          <w:b/>
-          <w:sz w:val="22"/>
-          <w:lang w:val="en-DE"/>
-        </w:rPr>
-      </w:pPr>
-    </w:p>
-    <w:p>
-      <w:pPr>
-        <w:rPr>
-          <w:rFonts w:ascii="Arial" w:hAnsi="Arial"/>
-          <w:sz w:val="22"/>
-          <w:lang w:val="en-DE"/>
-        </w:rPr>
-      </w:pPr>
-      <w:r>
-        <w:rPr>
-          <w:rFonts w:ascii="Arial" w:hAnsi="Arial"/>
-          <w:b/>
-          <w:sz w:val="22"/>
-          <w:lang w:val="en-DE"/>
-        </w:rPr>
-        <w:t xml:space="preserve">2) </w:t>
-      </w:r>
-      <w:r>
-        <w:rPr>
-          <w:rFonts w:ascii="Arial" w:hAnsi="Arial"/>
-          <w:sz w:val="22"/>
-          <w:lang w:val="en-DE"/>
-        </w:rPr>
-        <w:t xml:space="preserve">Discussed about the Use Case Diagrams and a single use case diagram for the whole software </w:t>
-      </w:r>
-    </w:p>
-    <w:p>
-      <w:pPr>
-        <w:rPr>
-          <w:rFonts w:ascii="Arial" w:hAnsi="Arial"/>
-          <w:sz w:val="22"/>
-          <w:lang w:val="en-DE"/>
-        </w:rPr>
-      </w:pPr>
-    </w:p>
-    <w:p>
-      <w:pPr>
-        <w:rPr>
-          <w:rFonts w:ascii="Arial" w:hAnsi="Arial"/>
-          <w:sz w:val="22"/>
-          <w:lang w:val="en-DE"/>
-        </w:rPr>
-      </w:pPr>
-      <w:r>
-        <w:rPr>
-          <w:rFonts w:ascii="Arial" w:hAnsi="Arial"/>
-          <w:b/>
-          <w:sz w:val="22"/>
-          <w:lang w:val="en-DE"/>
-        </w:rPr>
-        <w:t xml:space="preserve">3) </w:t>
-      </w:r>
-      <w:r>
-        <w:rPr>
-          <w:rFonts w:ascii="Arial" w:hAnsi="Arial"/>
-          <w:sz w:val="22"/>
-          <w:lang w:val="en-DE"/>
-        </w:rPr>
-        <w:t>Building a Use Case for each functional requirement.</w:t>
-      </w:r>
-    </w:p>
-    <w:p>
-      <w:pPr>
-        <w:rPr>
-          <w:rFonts w:ascii="Arial" w:hAnsi="Arial"/>
-          <w:b/>
-          <w:sz w:val="22"/>
-        </w:rPr>
-      </w:pPr>
-    </w:p>
-    <w:p>
-      <w:pPr>
-        <w:rPr>
-          <w:rFonts w:ascii="Arial" w:hAnsi="Arial"/>
-          <w:b/>
-          <w:sz w:val="22"/>
-        </w:rPr>
-      </w:pPr>
-    </w:p>
-    <w:p>
-      <w:pPr>
-        <w:rPr>
-          <w:rFonts w:ascii="Arial" w:hAnsi="Arial"/>
-          <w:b/>
-          <w:sz w:val="22"/>
-          <w:u w:val="single"/>
-        </w:rPr>
-      </w:pPr>
-      <w:r>
-        <w:rPr>
-          <w:rFonts w:ascii="Arial" w:hAnsi="Arial"/>
-          <w:b/>
-          <w:sz w:val="22"/>
-          <w:u w:val="single"/>
-        </w:rPr>
-        <w:t>Decisions Made:</w:t>
-      </w:r>
-    </w:p>
-    <w:p>
-      <w:pPr>
-        <w:rPr>
-          <w:rFonts w:ascii="Arial" w:hAnsi="Arial"/>
-          <w:b/>
-          <w:sz w:val="22"/>
-          <w:u w:val="single"/>
-        </w:rPr>
-      </w:pPr>
-    </w:p>
-    <w:p>
-      <w:pPr>
-        <w:rPr>
-          <w:rFonts w:ascii="Arial" w:hAnsi="Arial"/>
-          <w:b/>
-          <w:sz w:val="22"/>
-          <w:lang w:val="en-DE"/>
-        </w:rPr>
-      </w:pPr>
-      <w:r>
-        <w:rPr>
-          <w:rFonts w:ascii="Arial" w:hAnsi="Arial"/>
-          <w:sz w:val="22"/>
-          <w:lang w:val="en-DE"/>
-        </w:rPr>
-        <w:t xml:space="preserve">After discussing for a long </w:t>
-      </w:r>
-      <w:proofErr w:type="gramStart"/>
-      <w:r>
-        <w:rPr>
-          <w:rFonts w:ascii="Arial" w:hAnsi="Arial"/>
-          <w:sz w:val="22"/>
-          <w:lang w:val="en-DE"/>
-        </w:rPr>
-        <w:t>time</w:t>
-      </w:r>
-      <w:proofErr w:type="gramEnd"/>
-      <w:r>
-        <w:rPr>
-          <w:rFonts w:ascii="Arial" w:hAnsi="Arial"/>
-          <w:sz w:val="22"/>
-          <w:lang w:val="en-DE"/>
-        </w:rPr>
-        <w:t xml:space="preserve"> we came to the conclusion about the use case diagrams we will build which will be written according to the table format that was given during the lecture. And the next thing to do was to divide the group into small groups in order to complete the week’s tasks.</w:t>
-      </w:r>
-    </w:p>
-    <w:p>
-      <w:pPr>
-        <w:rPr>
-          <w:rFonts w:ascii="Arial" w:hAnsi="Arial"/>
-          <w:b/>
-          <w:sz w:val="22"/>
-          <w:u w:val="single"/>
-        </w:rPr>
-      </w:pPr>
-    </w:p>
-    <w:p>
-      <w:pPr>
-        <w:rPr>
-          <w:rFonts w:ascii="Arial" w:hAnsi="Arial"/>
-          <w:b/>
-          <w:sz w:val="22"/>
-          <w:u w:val="single"/>
-        </w:rPr>
-      </w:pPr>
-    </w:p>
-    <w:p>
-      <w:pPr>
-        <w:rPr>
-          <w:rFonts w:ascii="Arial" w:hAnsi="Arial"/>
-          <w:b/>
-          <w:sz w:val="22"/>
-          <w:u w:val="single"/>
-        </w:rPr>
-      </w:pPr>
-    </w:p>
-    <w:p>
-      <w:pPr>
-        <w:rPr>
-          <w:rFonts w:ascii="Arial" w:hAnsi="Arial"/>
-          <w:b/>
-          <w:sz w:val="22"/>
-          <w:u w:val="single"/>
-        </w:rPr>
-      </w:pPr>
-    </w:p>
-    <w:p>
-      <w:pPr>
-        <w:rPr>
-          <w:rFonts w:ascii="Arial" w:hAnsi="Arial"/>
-          <w:b/>
-          <w:sz w:val="22"/>
-          <w:u w:val="single"/>
-        </w:rPr>
-      </w:pPr>
-    </w:p>
-    <w:p>
-      <w:pPr>
-        <w:rPr>
-          <w:rFonts w:ascii="Arial" w:hAnsi="Arial"/>
-          <w:b/>
-          <w:sz w:val="22"/>
-          <w:u w:val="single"/>
-        </w:rPr>
-      </w:pPr>
     </w:p>
     <w:p>
       <w:pPr>
